--- a/docs/hyde/HYDE-操作手册-CLIENT-RUNBOOK.docx
+++ b/docs/hyde/HYDE-操作手册-CLIENT-RUNBOOK.docx
@@ -46,7 +46,7 @@
           <w:sz w:val="18"/>
           <w:szCs w:val="18"/>
         </w:rPr>
-        <w:t xml:space="preserve">由 CLIENT-RUNBOOK.md 自动生成 · 2026-09-10 · 改内容请改 Markdown 再重新生成</w:t>
+        <w:t xml:space="preserve">由 CLIENT-RUNBOOK.md 自动生成 · 2026-09-11 · 改内容请改 Markdown 再重新生成</w:t>
       </w:r>
     </w:p>
     <w:p>
@@ -3747,6 +3747,1092 @@
           <w:rFonts w:ascii="Microsoft YaHei" w:cs="Microsoft YaHei" w:eastAsia="Microsoft YaHei" w:hAnsi="Microsoft YaHei"/>
         </w:rPr>
         <w:t xml:space="preserve">做完这一条，Bing 报的「重复标题」和「缺 h1」会在它下次抓取时自己消失。</w:t>
+      </w:r>
+    </w:p>
+    <w:p>
+      <w:pPr>
+        <w:pBdr>
+          <w:bottom w:val="single" w:color="CCCCCC" w:sz="6"/>
+        </w:pBdr>
+        <w:spacing w:after="160" w:before="160"/>
+      </w:pPr>
+    </w:p>
+    <w:p>
+      <w:pPr>
+        <w:pStyle w:val="Heading2"/>
+        <w:spacing w:after="120" w:before="240"/>
+      </w:pPr>
+      <w:r>
+        <w:rPr>
+          <w:rFonts w:ascii="Microsoft YaHei" w:cs="Microsoft YaHei" w:eastAsia="Microsoft YaHei" w:hAnsi="Microsoft YaHei"/>
+        </w:rPr>
+        <w:t xml:space="preserve">1c-新. 服务器 git pull 被中止：「local changes would be overwritten」</w:t>
+      </w:r>
+    </w:p>
+    <w:p>
+      <w:pPr>
+        <w:spacing w:after="60" w:before="60"/>
+      </w:pPr>
+      <w:r>
+        <w:rPr>
+          <w:rFonts w:ascii="Microsoft YaHei" w:cs="Microsoft YaHei" w:eastAsia="Microsoft YaHei" w:hAnsi="Microsoft YaHei"/>
+        </w:rPr>
+        <w:t xml:space="preserve">2026-09-10 出现过一次，以后还会再出现，所以写下来。</w:t>
+      </w:r>
+    </w:p>
+    <w:p>
+      <w:pPr>
+        <w:pStyle w:val="Heading3"/>
+        <w:spacing w:after="120" w:before="240"/>
+      </w:pPr>
+      <w:r>
+        <w:rPr>
+          <w:rFonts w:ascii="Microsoft YaHei" w:cs="Microsoft YaHei" w:eastAsia="Microsoft YaHei" w:hAnsi="Microsoft YaHei"/>
+        </w:rPr>
+        <w:t xml:space="preserve">症状</w:t>
+      </w:r>
+    </w:p>
+    <w:p>
+      <w:pPr>
+        <w:spacing w:after="60" w:before="60"/>
+      </w:pPr>
+      <w:r>
+        <w:rPr>
+          <w:rFonts w:ascii="Microsoft YaHei" w:cs="Microsoft YaHei" w:eastAsia="Microsoft YaHei" w:hAnsi="Microsoft YaHei"/>
+        </w:rPr>
+        <w:t xml:space="preserve">在服务器上跑 </w:t>
+      </w:r>
+      <w:r>
+        <w:rPr>
+          <w:rFonts w:ascii="Consolas" w:cs="Consolas" w:eastAsia="Consolas" w:hAnsi="Consolas"/>
+          <w:shd w:fill="F2F2F2" w:val="clear"/>
+        </w:rPr>
+        <w:t xml:space="preserve">git pull</w:t>
+      </w:r>
+      <w:r>
+        <w:rPr>
+          <w:rFonts w:ascii="Microsoft YaHei" w:cs="Microsoft YaHei" w:eastAsia="Microsoft YaHei" w:hAnsi="Microsoft YaHei"/>
+        </w:rPr>
+        <w:t xml:space="preserve">，结尾是：</w:t>
+      </w:r>
+    </w:p>
+    <w:p>
+      <w:pPr>
+        <w:shd w:fill="F5F5F5" w:val="clear"/>
+        <w:spacing w:after="0" w:before="120"/>
+        <w:ind w:left="240"/>
+      </w:pPr>
+      <w:r>
+        <w:rPr>
+          <w:rFonts w:ascii="Consolas" w:cs="Consolas" w:eastAsia="Consolas" w:hAnsi="Consolas"/>
+          <w:sz w:val="20"/>
+          <w:szCs w:val="20"/>
+        </w:rPr>
+        <w:t xml:space="preserve">error: Your local changes to the following files would be overwritten by merge:</w:t>
+      </w:r>
+    </w:p>
+    <w:p>
+      <w:pPr>
+        <w:shd w:fill="F5F5F5" w:val="clear"/>
+        <w:spacing w:after="0" w:before="0"/>
+        <w:ind w:left="240"/>
+      </w:pPr>
+      <w:r>
+        <w:rPr>
+          <w:rFonts w:ascii="Consolas" w:cs="Consolas" w:eastAsia="Consolas" w:hAnsi="Consolas"/>
+          <w:sz w:val="20"/>
+          <w:szCs w:val="20"/>
+        </w:rPr>
+        <w:t xml:space="preserve">error: The following untracked working tree files would be overwritten by merge:</w:t>
+      </w:r>
+    </w:p>
+    <w:p>
+      <w:pPr>
+        <w:shd w:fill="F5F5F5" w:val="clear"/>
+        <w:spacing w:after="120" w:before="0"/>
+        <w:ind w:left="240"/>
+      </w:pPr>
+      <w:r>
+        <w:rPr>
+          <w:rFonts w:ascii="Consolas" w:cs="Consolas" w:eastAsia="Consolas" w:hAnsi="Consolas"/>
+          <w:sz w:val="20"/>
+          <w:szCs w:val="20"/>
+        </w:rPr>
+        <w:t xml:space="preserve">Aborting</w:t>
+      </w:r>
+    </w:p>
+    <w:p>
+      <w:pPr>
+        <w:spacing w:after="60" w:before="60"/>
+      </w:pPr>
+      <w:r>
+        <w:rPr>
+          <w:rFonts w:ascii="Microsoft YaHei" w:cs="Microsoft YaHei" w:eastAsia="Microsoft YaHei" w:hAnsi="Microsoft YaHei"/>
+          <w:b/>
+          <w:bCs/>
+        </w:rPr>
+        <w:t xml:space="preserve">「Aborting」的意思是：什么都没做，服务器还是旧版本。</w:t>
+      </w:r>
+      <w:r>
+        <w:rPr>
+          <w:rFonts w:ascii="Microsoft YaHei" w:cs="Microsoft YaHei" w:eastAsia="Microsoft YaHei" w:hAnsi="Microsoft YaHei"/>
+        </w:rPr>
+        <w:t xml:space="preserve"> 网站不会坏，</w:t>
+      </w:r>
+    </w:p>
+    <w:p>
+      <w:pPr>
+        <w:spacing w:after="60" w:before="60"/>
+      </w:pPr>
+      <w:r>
+        <w:rPr>
+          <w:rFonts w:ascii="Microsoft YaHei" w:cs="Microsoft YaHei" w:eastAsia="Microsoft YaHei" w:hAnsi="Microsoft YaHei"/>
+        </w:rPr>
+        <w:t xml:space="preserve">但你推的新内容没上线 —— 新网址会 404，新图片不显示。</w:t>
+      </w:r>
+    </w:p>
+    <w:p>
+      <w:pPr>
+        <w:pStyle w:val="Heading3"/>
+        <w:spacing w:after="120" w:before="240"/>
+      </w:pPr>
+      <w:r>
+        <w:rPr>
+          <w:rFonts w:ascii="Microsoft YaHei" w:cs="Microsoft YaHei" w:eastAsia="Microsoft YaHei" w:hAnsi="Microsoft YaHei"/>
+        </w:rPr>
+        <w:t xml:space="preserve">为什么会这样</w:t>
+      </w:r>
+    </w:p>
+    <w:p>
+      <w:pPr>
+        <w:spacing w:after="60" w:before="60"/>
+      </w:pPr>
+      <w:r>
+        <w:rPr>
+          <w:rFonts w:ascii="Microsoft YaHei" w:cs="Microsoft YaHei" w:eastAsia="Microsoft YaHei" w:hAnsi="Microsoft YaHei"/>
+        </w:rPr>
+        <w:t xml:space="preserve">服务器上不知何时跑过一次构建，生成了一批文件。这些文件后来我在本地也生成了、</w:t>
+      </w:r>
+    </w:p>
+    <w:p>
+      <w:pPr>
+        <w:spacing w:after="60" w:before="60"/>
+      </w:pPr>
+      <w:r>
+        <w:rPr>
+          <w:rFonts w:ascii="Microsoft YaHei" w:cs="Microsoft YaHei" w:eastAsia="Microsoft YaHei" w:hAnsi="Microsoft YaHei"/>
+        </w:rPr>
+        <w:t xml:space="preserve">提交了、推上去了。git 现在两边都有同名文件、内容不同，它不敢替你决定要哪个，</w:t>
+      </w:r>
+    </w:p>
+    <w:p>
+      <w:pPr>
+        <w:spacing w:after="60" w:before="60"/>
+      </w:pPr>
+      <w:r>
+        <w:rPr>
+          <w:rFonts w:ascii="Microsoft YaHei" w:cs="Microsoft YaHei" w:eastAsia="Microsoft YaHei" w:hAnsi="Microsoft YaHei"/>
+        </w:rPr>
+        <w:t xml:space="preserve">所以停下。</w:t>
+      </w:r>
+    </w:p>
+    <w:p>
+      <w:pPr>
+        <w:pStyle w:val="Heading3"/>
+        <w:spacing w:after="120" w:before="240"/>
+      </w:pPr>
+      <w:r>
+        <w:rPr>
+          <w:rFonts w:ascii="Microsoft YaHei" w:cs="Microsoft YaHei" w:eastAsia="Microsoft YaHei" w:hAnsi="Microsoft YaHei"/>
+        </w:rPr>
+        <w:t xml:space="preserve">处理方式：让服务器强制对齐远端</w:t>
+      </w:r>
+    </w:p>
+    <w:p>
+      <w:pPr>
+        <w:spacing w:after="60" w:before="60"/>
+      </w:pPr>
+      <w:r>
+        <w:rPr>
+          <w:rFonts w:ascii="Microsoft YaHei" w:cs="Microsoft YaHei" w:eastAsia="Microsoft YaHei" w:hAnsi="Microsoft YaHei"/>
+          <w:b/>
+          <w:bCs/>
+        </w:rPr>
+        <w:t xml:space="preserve">这台服务器是部署镜像 —— 上面所有内容都应该来自 git，不该有任何独有的东西。</w:t>
+      </w:r>
+    </w:p>
+    <w:p>
+      <w:pPr>
+        <w:spacing w:after="60" w:before="60"/>
+      </w:pPr>
+      <w:r>
+        <w:rPr>
+          <w:rFonts w:ascii="Microsoft YaHei" w:cs="Microsoft YaHei" w:eastAsia="Microsoft YaHei" w:hAnsi="Microsoft YaHei"/>
+        </w:rPr>
+        <w:t xml:space="preserve">所以正确动作是丢掉服务器上的本地改动，完全跟远端一致。</w:t>
+      </w:r>
+    </w:p>
+    <w:p>
+      <w:pPr>
+        <w:spacing w:after="60" w:before="60"/>
+      </w:pPr>
+      <w:r>
+        <w:rPr>
+          <w:rFonts w:ascii="Microsoft YaHei" w:cs="Microsoft YaHei" w:eastAsia="Microsoft YaHei" w:hAnsi="Microsoft YaHei"/>
+          <w:b/>
+          <w:bCs/>
+        </w:rPr>
+        <w:t xml:space="preserve">第一步：先看看会删掉什么</w:t>
+      </w:r>
+      <w:r>
+        <w:rPr>
+          <w:rFonts w:ascii="Microsoft YaHei" w:cs="Microsoft YaHei" w:eastAsia="Microsoft YaHei" w:hAnsi="Microsoft YaHei"/>
+        </w:rPr>
+        <w:t xml:space="preserve">（这一步不改任何东西，只是列清单）：</w:t>
+      </w:r>
+    </w:p>
+    <w:p>
+      <w:pPr>
+        <w:shd w:fill="F5F5F5" w:val="clear"/>
+        <w:spacing w:after="120" w:before="120"/>
+        <w:ind w:left="240"/>
+      </w:pPr>
+      <w:r>
+        <w:rPr>
+          <w:rFonts w:ascii="Consolas" w:cs="Consolas" w:eastAsia="Consolas" w:hAnsi="Consolas"/>
+          <w:sz w:val="20"/>
+          <w:szCs w:val="20"/>
+        </w:rPr>
+        <w:t xml:space="preserve">cd /www/wwwroot/cantonlock.com &amp;&amp; git clean -fdn | head -40</w:t>
+      </w:r>
+    </w:p>
+    <w:p>
+      <w:pPr>
+        <w:spacing w:after="60" w:before="60"/>
+      </w:pPr>
+      <w:r>
+        <w:rPr>
+          <w:rFonts w:ascii="Microsoft YaHei" w:cs="Microsoft YaHei" w:eastAsia="Microsoft YaHei" w:hAnsi="Microsoft YaHei"/>
+          <w:b/>
+          <w:bCs/>
+        </w:rPr>
+        <w:t xml:space="preserve">2026-09-10 实测的结果是只有三行</w:t>
+      </w:r>
+      <w:r>
+        <w:rPr>
+          <w:rFonts w:ascii="Microsoft YaHei" w:cs="Microsoft YaHei" w:eastAsia="Microsoft YaHei" w:hAnsi="Microsoft YaHei"/>
+        </w:rPr>
+        <w:t xml:space="preserve">，而且三个都是宝塔生成的配置文件：</w:t>
+      </w:r>
+    </w:p>
+    <w:p>
+      <w:pPr>
+        <w:shd w:fill="F5F5F5" w:val="clear"/>
+        <w:spacing w:after="0" w:before="120"/>
+        <w:ind w:left="240"/>
+      </w:pPr>
+      <w:r>
+        <w:rPr>
+          <w:rFonts w:ascii="Consolas" w:cs="Consolas" w:eastAsia="Consolas" w:hAnsi="Consolas"/>
+          <w:sz w:val="20"/>
+          <w:szCs w:val="20"/>
+        </w:rPr>
+        <w:t xml:space="preserve">Would remove out-rayen/.user.ini</w:t>
+      </w:r>
+    </w:p>
+    <w:p>
+      <w:pPr>
+        <w:shd w:fill="F5F5F5" w:val="clear"/>
+        <w:spacing w:after="0" w:before="0"/>
+        <w:ind w:left="240"/>
+      </w:pPr>
+      <w:r>
+        <w:rPr>
+          <w:rFonts w:ascii="Consolas" w:cs="Consolas" w:eastAsia="Consolas" w:hAnsi="Consolas"/>
+          <w:sz w:val="20"/>
+          <w:szCs w:val="20"/>
+        </w:rPr>
+        <w:t xml:space="preserve">Would remove out/.htaccess</w:t>
+      </w:r>
+    </w:p>
+    <w:p>
+      <w:pPr>
+        <w:shd w:fill="F5F5F5" w:val="clear"/>
+        <w:spacing w:after="120" w:before="0"/>
+        <w:ind w:left="240"/>
+      </w:pPr>
+      <w:r>
+        <w:rPr>
+          <w:rFonts w:ascii="Consolas" w:cs="Consolas" w:eastAsia="Consolas" w:hAnsi="Consolas"/>
+          <w:sz w:val="20"/>
+          <w:szCs w:val="20"/>
+        </w:rPr>
+        <w:t xml:space="preserve">Would remove out/.user.ini</w:t>
+      </w:r>
+    </w:p>
+    <w:p>
+      <w:pPr>
+        <w:spacing w:after="60" w:before="60"/>
+      </w:pPr>
+      <w:r>
+        <w:rPr>
+          <w:rFonts w:ascii="Microsoft YaHei" w:cs="Microsoft YaHei" w:eastAsia="Microsoft YaHei" w:hAnsi="Microsoft YaHei"/>
+          <w:b/>
+          <w:bCs/>
+        </w:rPr>
+        <w:t xml:space="preserve">看到的和这个差不多就继续。</w:t>
+      </w:r>
+      <w:r>
+        <w:rPr>
+          <w:rFonts w:ascii="Microsoft YaHei" w:cs="Microsoft YaHei" w:eastAsia="Microsoft YaHei" w:hAnsi="Microsoft YaHei"/>
+        </w:rPr>
+        <w:t xml:space="preserve"> 如果列出了几十上百个 </w:t>
+      </w:r>
+      <w:r>
+        <w:rPr>
+          <w:rFonts w:ascii="Consolas" w:cs="Consolas" w:eastAsia="Consolas" w:hAnsi="Consolas"/>
+          <w:shd w:fill="F2F2F2" w:val="clear"/>
+        </w:rPr>
+        <w:t xml:space="preserve">out/</w:t>
+      </w:r>
+      <w:r>
+        <w:rPr>
+          <w:rFonts w:ascii="Microsoft YaHei" w:cs="Microsoft YaHei" w:eastAsia="Microsoft YaHei" w:hAnsi="Microsoft YaHei"/>
+        </w:rPr>
+        <w:t xml:space="preserve"> 或</w:t>
+      </w:r>
+    </w:p>
+    <w:p>
+      <w:pPr>
+        <w:spacing w:after="60" w:before="60"/>
+      </w:pPr>
+      <w:r>
+        <w:rPr>
+          <w:rFonts w:ascii="Consolas" w:cs="Consolas" w:eastAsia="Consolas" w:hAnsi="Consolas"/>
+          <w:shd w:fill="F2F2F2" w:val="clear"/>
+        </w:rPr>
+        <w:t xml:space="preserve">content/products/</w:t>
+      </w:r>
+      <w:r>
+        <w:rPr>
+          <w:rFonts w:ascii="Microsoft YaHei" w:cs="Microsoft YaHei" w:eastAsia="Microsoft YaHei" w:hAnsi="Microsoft YaHei"/>
+        </w:rPr>
+        <w:t xml:space="preserve"> 里的文件，也是正常的（那是旧构建残留）。</w:t>
+      </w:r>
+    </w:p>
+    <w:p>
+      <w:pPr>
+        <w:spacing w:after="60" w:before="60"/>
+      </w:pPr>
+      <w:r>
+        <w:rPr>
+          <w:rFonts w:ascii="Microsoft YaHei" w:cs="Microsoft YaHei" w:eastAsia="Microsoft YaHei" w:hAnsi="Microsoft YaHei"/>
+        </w:rPr>
+        <w:t xml:space="preserve">**但只要看到任何不像自动生成的东西 —— 你自己上传的照片、你自己写的文件 ——</w:t>
+      </w:r>
+    </w:p>
+    <w:p>
+      <w:pPr>
+        <w:spacing w:after="60" w:before="60"/>
+      </w:pPr>
+      <w:r>
+        <w:rPr>
+          <w:rFonts w:ascii="Microsoft YaHei" w:cs="Microsoft YaHei" w:eastAsia="Microsoft YaHei" w:hAnsi="Microsoft YaHei"/>
+        </w:rPr>
+        <w:t xml:space="preserve">就停下来发我截图。**</w:t>
+      </w:r>
+    </w:p>
+    <w:p>
+      <w:pPr>
+        <w:spacing w:after="60" w:before="60"/>
+      </w:pPr>
+      <w:r>
+        <w:rPr>
+          <w:rFonts w:ascii="Microsoft YaHei" w:cs="Microsoft YaHei" w:eastAsia="Microsoft YaHei" w:hAnsi="Microsoft YaHei"/>
+          <w:b/>
+          <w:bCs/>
+        </w:rPr>
+        <w:t xml:space="preserve">第二步：确认没问题之后，四行命令：</w:t>
+      </w:r>
+    </w:p>
+    <w:p>
+      <w:pPr>
+        <w:shd w:fill="F5F5F5" w:val="clear"/>
+        <w:spacing w:after="0" w:before="120"/>
+        <w:ind w:left="240"/>
+      </w:pPr>
+      <w:r>
+        <w:rPr>
+          <w:rFonts w:ascii="Consolas" w:cs="Consolas" w:eastAsia="Consolas" w:hAnsi="Consolas"/>
+          <w:sz w:val="20"/>
+          <w:szCs w:val="20"/>
+        </w:rPr>
+        <w:t xml:space="preserve">cd /www/wwwroot/cantonlock.com</w:t>
+      </w:r>
+    </w:p>
+    <w:p>
+      <w:pPr>
+        <w:shd w:fill="F5F5F5" w:val="clear"/>
+        <w:spacing w:after="0" w:before="0"/>
+        <w:ind w:left="240"/>
+      </w:pPr>
+      <w:r>
+        <w:rPr>
+          <w:rFonts w:ascii="Consolas" w:cs="Consolas" w:eastAsia="Consolas" w:hAnsi="Consolas"/>
+          <w:sz w:val="20"/>
+          <w:szCs w:val="20"/>
+        </w:rPr>
+        <w:t xml:space="preserve">git fetch origin</w:t>
+      </w:r>
+    </w:p>
+    <w:p>
+      <w:pPr>
+        <w:shd w:fill="F5F5F5" w:val="clear"/>
+        <w:spacing w:after="0" w:before="0"/>
+        <w:ind w:left="240"/>
+      </w:pPr>
+      <w:r>
+        <w:rPr>
+          <w:rFonts w:ascii="Consolas" w:cs="Consolas" w:eastAsia="Consolas" w:hAnsi="Consolas"/>
+          <w:sz w:val="20"/>
+          <w:szCs w:val="20"/>
+        </w:rPr>
+        <w:t xml:space="preserve">git reset --hard origin/main</w:t>
+      </w:r>
+    </w:p>
+    <w:p>
+      <w:pPr>
+        <w:shd w:fill="F5F5F5" w:val="clear"/>
+        <w:spacing w:after="0" w:before="0"/>
+        <w:ind w:left="240"/>
+      </w:pPr>
+      <w:r>
+        <w:rPr>
+          <w:rFonts w:ascii="Consolas" w:cs="Consolas" w:eastAsia="Consolas" w:hAnsi="Consolas"/>
+          <w:sz w:val="20"/>
+          <w:szCs w:val="20"/>
+        </w:rPr>
+        <w:t xml:space="preserve">git clean -fd -e .user.ini -e .htaccess</w:t>
+      </w:r>
+    </w:p>
+    <w:p>
+      <w:pPr>
+        <w:shd w:fill="F5F5F5" w:val="clear"/>
+        <w:spacing w:after="120" w:before="0"/>
+        <w:ind w:left="240"/>
+      </w:pPr>
+      <w:r>
+        <w:rPr>
+          <w:rFonts w:ascii="Consolas" w:cs="Consolas" w:eastAsia="Consolas" w:hAnsi="Consolas"/>
+          <w:sz w:val="20"/>
+          <w:szCs w:val="20"/>
+        </w:rPr>
+        <w:t xml:space="preserve">git log --oneline -1</w:t>
+      </w:r>
+    </w:p>
+    <w:p>
+      <w:pPr>
+        <w:pBdr>
+          <w:left w:val="single" w:color="E0A800" w:sz="12"/>
+        </w:pBdr>
+        <w:shd w:fill="FFF8E1" w:val="clear"/>
+        <w:spacing w:after="120" w:before="120"/>
+        <w:ind w:left="240"/>
+      </w:pPr>
+      <w:r>
+        <w:rPr>
+          <w:rFonts w:ascii="Microsoft YaHei" w:cs="Microsoft YaHei" w:eastAsia="Microsoft YaHei" w:hAnsi="Microsoft YaHei"/>
+        </w:rPr>
+        <w:t xml:space="preserve">⚠ </w:t>
+      </w:r>
+      <w:r>
+        <w:rPr>
+          <w:rFonts w:ascii="Microsoft YaHei" w:cs="Microsoft YaHei" w:eastAsia="Microsoft YaHei" w:hAnsi="Microsoft YaHei"/>
+          <w:b/>
+          <w:bCs/>
+        </w:rPr>
+        <w:t xml:space="preserve">`-e .user.ini -e .htaccess` 这两个排除项不能省。</w:t>
+      </w:r>
+      <w:r>
+        <w:rPr>
+          <w:rFonts w:ascii="Microsoft YaHei" w:cs="Microsoft YaHei" w:eastAsia="Microsoft YaHei" w:hAnsi="Microsoft YaHei"/>
+        </w:rPr>
+        <w:t xml:space="preserve">  2026-09-10 实测，服务器上唯一的未跟踪文件就是这三个： </w:t>
+      </w:r>
+      <w:r>
+        <w:rPr>
+          <w:rFonts w:ascii="Consolas" w:cs="Consolas" w:eastAsia="Consolas" w:hAnsi="Consolas"/>
+          <w:shd w:fill="F2F2F2" w:val="clear"/>
+        </w:rPr>
+        <w:t xml:space="preserve">out/.user.ini</w:t>
+      </w:r>
+      <w:r>
+        <w:rPr>
+          <w:rFonts w:ascii="Microsoft YaHei" w:cs="Microsoft YaHei" w:eastAsia="Microsoft YaHei" w:hAnsi="Microsoft YaHei"/>
+        </w:rPr>
+        <w:t xml:space="preserve">、</w:t>
+      </w:r>
+      <w:r>
+        <w:rPr>
+          <w:rFonts w:ascii="Consolas" w:cs="Consolas" w:eastAsia="Consolas" w:hAnsi="Consolas"/>
+          <w:shd w:fill="F2F2F2" w:val="clear"/>
+        </w:rPr>
+        <w:t xml:space="preserve">out-rayen/.user.ini</w:t>
+      </w:r>
+      <w:r>
+        <w:rPr>
+          <w:rFonts w:ascii="Microsoft YaHei" w:cs="Microsoft YaHei" w:eastAsia="Microsoft YaHei" w:hAnsi="Microsoft YaHei"/>
+        </w:rPr>
+        <w:t xml:space="preserve">、</w:t>
+      </w:r>
+      <w:r>
+        <w:rPr>
+          <w:rFonts w:ascii="Consolas" w:cs="Consolas" w:eastAsia="Consolas" w:hAnsi="Consolas"/>
+          <w:shd w:fill="F2F2F2" w:val="clear"/>
+        </w:rPr>
+        <w:t xml:space="preserve">out/.htaccess</w:t>
+      </w:r>
+      <w:r>
+        <w:rPr>
+          <w:rFonts w:ascii="Microsoft YaHei" w:cs="Microsoft YaHei" w:eastAsia="Microsoft YaHei" w:hAnsi="Microsoft YaHei"/>
+        </w:rPr>
+        <w:t xml:space="preserve">。 </w:t>
+      </w:r>
+      <w:r>
+        <w:rPr>
+          <w:rFonts w:ascii="Microsoft YaHei" w:cs="Microsoft YaHei" w:eastAsia="Microsoft YaHei" w:hAnsi="Microsoft YaHei"/>
+          <w:b/>
+          <w:bCs/>
+        </w:rPr>
+        <w:t xml:space="preserve">它们不是网站内容，是宝塔面板自己给站点目录生成的</w:t>
+      </w:r>
+      <w:r>
+        <w:rPr>
+          <w:rFonts w:ascii="Microsoft YaHei" w:cs="Microsoft YaHei" w:eastAsia="Microsoft YaHei" w:hAnsi="Microsoft YaHei"/>
+        </w:rPr>
+        <w:t xml:space="preserve"> —— </w:t>
+      </w:r>
+      <w:r>
+        <w:rPr>
+          <w:rFonts w:ascii="Consolas" w:cs="Consolas" w:eastAsia="Consolas" w:hAnsi="Consolas"/>
+          <w:shd w:fill="F2F2F2" w:val="clear"/>
+        </w:rPr>
+        <w:t xml:space="preserve">.user.ini</w:t>
+      </w:r>
+      <w:r>
+        <w:rPr>
+          <w:rFonts w:ascii="Microsoft YaHei" w:cs="Microsoft YaHei" w:eastAsia="Microsoft YaHei" w:hAnsi="Microsoft YaHei"/>
+        </w:rPr>
+        <w:t xml:space="preserve"> 放 PHP 的 open_basedir 限制，</w:t>
+      </w:r>
+      <w:r>
+        <w:rPr>
+          <w:rFonts w:ascii="Consolas" w:cs="Consolas" w:eastAsia="Consolas" w:hAnsi="Consolas"/>
+          <w:shd w:fill="F2F2F2" w:val="clear"/>
+        </w:rPr>
+        <w:t xml:space="preserve">.htaccess</w:t>
+      </w:r>
+      <w:r>
+        <w:rPr>
+          <w:rFonts w:ascii="Microsoft YaHei" w:cs="Microsoft YaHei" w:eastAsia="Microsoft YaHei" w:hAnsi="Microsoft YaHei"/>
+        </w:rPr>
+        <w:t xml:space="preserve"> 是伪静态规则。  宝塔通常还给 </w:t>
+      </w:r>
+      <w:r>
+        <w:rPr>
+          <w:rFonts w:ascii="Consolas" w:cs="Consolas" w:eastAsia="Consolas" w:hAnsi="Consolas"/>
+          <w:shd w:fill="F2F2F2" w:val="clear"/>
+        </w:rPr>
+        <w:t xml:space="preserve">.user.ini</w:t>
+      </w:r>
+      <w:r>
+        <w:rPr>
+          <w:rFonts w:ascii="Microsoft YaHei" w:cs="Microsoft YaHei" w:eastAsia="Microsoft YaHei" w:hAnsi="Microsoft YaHei"/>
+        </w:rPr>
+        <w:t xml:space="preserve"> 加了不可修改属性（</w:t>
+      </w:r>
+      <w:r>
+        <w:rPr>
+          <w:rFonts w:ascii="Consolas" w:cs="Consolas" w:eastAsia="Consolas" w:hAnsi="Consolas"/>
+          <w:shd w:fill="F2F2F2" w:val="clear"/>
+        </w:rPr>
+        <w:t xml:space="preserve">chattr +i</w:t>
+      </w:r>
+      <w:r>
+        <w:rPr>
+          <w:rFonts w:ascii="Microsoft YaHei" w:cs="Microsoft YaHei" w:eastAsia="Microsoft YaHei" w:hAnsi="Microsoft YaHei"/>
+        </w:rPr>
+        <w:t xml:space="preserve">），所以 </w:t>
+      </w:r>
+      <w:r>
+        <w:rPr>
+          <w:rFonts w:ascii="Consolas" w:cs="Consolas" w:eastAsia="Consolas" w:hAnsi="Consolas"/>
+          <w:shd w:fill="F2F2F2" w:val="clear"/>
+        </w:rPr>
+        <w:t xml:space="preserve">git clean</w:t>
+      </w:r>
+      <w:r>
+        <w:rPr>
+          <w:rFonts w:ascii="Microsoft YaHei" w:cs="Microsoft YaHei" w:eastAsia="Microsoft YaHei" w:hAnsi="Microsoft YaHei"/>
+        </w:rPr>
+        <w:t xml:space="preserve"> 删它会</w:t>
+      </w:r>
+      <w:r>
+        <w:rPr>
+          <w:rFonts w:ascii="Microsoft YaHei" w:cs="Microsoft YaHei" w:eastAsia="Microsoft YaHei" w:hAnsi="Microsoft YaHei"/>
+          <w:b/>
+          <w:bCs/>
+        </w:rPr>
+        <w:t xml:space="preserve">失败并中断整条命令</w:t>
+      </w:r>
+      <w:r>
+        <w:rPr>
+          <w:rFonts w:ascii="Microsoft YaHei" w:cs="Microsoft YaHei" w:eastAsia="Microsoft YaHei" w:hAnsi="Microsoft YaHei"/>
+        </w:rPr>
+        <w:t xml:space="preserve">，后面的验证就不会执行。 加了排除项就绕开这个坑，而且这两个文件留着对静态站没有任何副作用。</w:t>
+      </w:r>
+    </w:p>
+    <w:p>
+      <w:pPr>
+        <w:spacing w:after="60" w:before="60"/>
+      </w:pPr>
+      <w:r>
+        <w:rPr>
+          <w:rFonts w:ascii="Microsoft YaHei" w:cs="Microsoft YaHei" w:eastAsia="Microsoft YaHei" w:hAnsi="Microsoft YaHei"/>
+          <w:b/>
+          <w:bCs/>
+        </w:rPr>
+        <w:t xml:space="preserve">成功的样子</w:t>
+      </w:r>
+      <w:r>
+        <w:rPr>
+          <w:rFonts w:ascii="Microsoft YaHei" w:cs="Microsoft YaHei" w:eastAsia="Microsoft YaHei" w:hAnsi="Microsoft YaHei"/>
+        </w:rPr>
+        <w:t xml:space="preserve">：最后一行打印出一个提交号和中文提交信息，</w:t>
+      </w:r>
+    </w:p>
+    <w:p>
+      <w:pPr>
+        <w:spacing w:after="60" w:before="60"/>
+      </w:pPr>
+      <w:r>
+        <w:rPr>
+          <w:rFonts w:ascii="Microsoft YaHei" w:cs="Microsoft YaHei" w:eastAsia="Microsoft YaHei" w:hAnsi="Microsoft YaHei"/>
+        </w:rPr>
+        <w:t xml:space="preserve">和你在 GitHub 上看到的最新一条一致。</w:t>
+      </w:r>
+    </w:p>
+    <w:p>
+      <w:pPr>
+        <w:spacing w:after="60" w:before="60"/>
+      </w:pPr>
+      <w:r>
+        <w:rPr>
+          <w:rFonts w:ascii="Microsoft YaHei" w:cs="Microsoft YaHei" w:eastAsia="Microsoft YaHei" w:hAnsi="Microsoft YaHei"/>
+          <w:b/>
+          <w:bCs/>
+        </w:rPr>
+        <w:t xml:space="preserve">第三步：验证网站</w:t>
+      </w:r>
+    </w:p>
+    <w:p>
+      <w:pPr>
+        <w:shd w:fill="F5F5F5" w:val="clear"/>
+        <w:spacing w:after="0" w:before="120"/>
+        <w:ind w:left="240"/>
+      </w:pPr>
+      <w:r>
+        <w:rPr>
+          <w:rFonts w:ascii="Consolas" w:cs="Consolas" w:eastAsia="Consolas" w:hAnsi="Consolas"/>
+          <w:sz w:val="20"/>
+          <w:szCs w:val="20"/>
+        </w:rPr>
+        <w:t xml:space="preserve">curl -s -o /dev/null -w "%{http_code}</w:t>
+      </w:r>
+    </w:p>
+    <w:p>
+      <w:pPr>
+        <w:shd w:fill="F5F5F5" w:val="clear"/>
+        <w:spacing w:after="120" w:before="0"/>
+        <w:ind w:left="240"/>
+      </w:pPr>
+      <w:r>
+        <w:rPr>
+          <w:rFonts w:ascii="Consolas" w:cs="Consolas" w:eastAsia="Consolas" w:hAnsi="Consolas"/>
+          <w:sz w:val="20"/>
+          <w:szCs w:val="20"/>
+        </w:rPr>
+        <w:t xml:space="preserve">" https://cantonlock.com/</w:t>
+      </w:r>
+    </w:p>
+    <w:p>
+      <w:pPr>
+        <w:spacing w:after="60" w:before="60"/>
+      </w:pPr>
+      <w:r>
+        <w:rPr>
+          <w:rFonts w:ascii="Microsoft YaHei" w:cs="Microsoft YaHei" w:eastAsia="Microsoft YaHei" w:hAnsi="Microsoft YaHei"/>
+        </w:rPr>
+        <w:t xml:space="preserve">打印 </w:t>
+      </w:r>
+      <w:r>
+        <w:rPr>
+          <w:rFonts w:ascii="Consolas" w:cs="Consolas" w:eastAsia="Consolas" w:hAnsi="Consolas"/>
+          <w:shd w:fill="F2F2F2" w:val="clear"/>
+        </w:rPr>
+        <w:t xml:space="preserve">200</w:t>
+      </w:r>
+      <w:r>
+        <w:rPr>
+          <w:rFonts w:ascii="Microsoft YaHei" w:cs="Microsoft YaHei" w:eastAsia="Microsoft YaHei" w:hAnsi="Microsoft YaHei"/>
+        </w:rPr>
+        <w:t xml:space="preserve"> 就是好的。</w:t>
+      </w:r>
+    </w:p>
+    <w:p>
+      <w:pPr>
+        <w:spacing w:after="60" w:before="60"/>
+      </w:pPr>
+      <w:r>
+        <w:rPr>
+          <w:rFonts w:ascii="Microsoft YaHei" w:cs="Microsoft YaHei" w:eastAsia="Microsoft YaHei" w:hAnsi="Microsoft YaHei"/>
+          <w:b/>
+          <w:bCs/>
+        </w:rPr>
+        <w:t xml:space="preserve">第四步：去 Cloudflare purge</w:t>
+      </w:r>
+      <w:r>
+        <w:rPr>
+          <w:rFonts w:ascii="Microsoft YaHei" w:cs="Microsoft YaHei" w:eastAsia="Microsoft YaHei" w:hAnsi="Microsoft YaHei"/>
+        </w:rPr>
+        <w:t xml:space="preserve">（第 2 节）。</w:t>
+      </w:r>
+    </w:p>
+    <w:p>
+      <w:pPr>
+        <w:pStyle w:val="Heading3"/>
+        <w:spacing w:after="120" w:before="240"/>
+      </w:pPr>
+      <w:r>
+        <w:rPr>
+          <w:rFonts w:ascii="Microsoft YaHei" w:cs="Microsoft YaHei" w:eastAsia="Microsoft YaHei" w:hAnsi="Microsoft YaHei"/>
+        </w:rPr>
+        <w:t xml:space="preserve">这三行命令会不会把网站弄坏</w:t>
+      </w:r>
+    </w:p>
+    <w:p>
+      <w:pPr>
+        <w:spacing w:after="60" w:before="60"/>
+      </w:pPr>
+      <w:r>
+        <w:rPr>
+          <w:rFonts w:ascii="Microsoft YaHei" w:cs="Microsoft YaHei" w:eastAsia="Microsoft YaHei" w:hAnsi="Microsoft YaHei"/>
+        </w:rPr>
+        <w:t xml:space="preserve">不会，但要理解它做什么：</w:t>
+      </w:r>
+    </w:p>
+    <w:tbl>
+      <w:tblPr>
+        <w:tblW w:type="dxa" w:w="9360"/>
+        <w:tblBorders>
+          <w:top w:val="single" w:color="auto" w:sz="4"/>
+          <w:left w:val="single" w:color="auto" w:sz="4"/>
+          <w:bottom w:val="single" w:color="auto" w:sz="4"/>
+          <w:right w:val="single" w:color="auto" w:sz="4"/>
+          <w:insideH w:val="single" w:color="auto" w:sz="4"/>
+          <w:insideV w:val="single" w:color="auto" w:sz="4"/>
+        </w:tblBorders>
+      </w:tblPr>
+      <w:tblGrid>
+        <w:gridCol w:w="4680"/>
+        <w:gridCol w:w="4680"/>
+      </w:tblGrid>
+      <w:tr>
+        <w:trPr>
+          <w:tblHeader/>
+        </w:trPr>
+        <w:tc>
+          <w:tcPr>
+            <w:tcW w:type="dxa" w:w="4680"/>
+            <w:shd w:fill="EDEDED" w:val="clear"/>
+            <w:tcMar>
+              <w:top w:type="dxa" w:w="60"/>
+              <w:left w:type="dxa" w:w="100"/>
+              <w:bottom w:type="dxa" w:w="60"/>
+              <w:right w:type="dxa" w:w="100"/>
+            </w:tcMar>
+          </w:tcPr>
+          <w:p>
+            <w:pPr>
+              <w:spacing w:after="0" w:before="0"/>
+            </w:pPr>
+            <w:r>
+              <w:rPr>
+                <w:rFonts w:ascii="Microsoft YaHei" w:cs="Microsoft YaHei" w:eastAsia="Microsoft YaHei" w:hAnsi="Microsoft YaHei"/>
+                <w:b/>
+                <w:bCs/>
+              </w:rPr>
+              <w:t xml:space="preserve">命令</w:t>
+            </w:r>
+          </w:p>
+        </w:tc>
+        <w:tc>
+          <w:tcPr>
+            <w:tcW w:type="dxa" w:w="4680"/>
+            <w:shd w:fill="EDEDED" w:val="clear"/>
+            <w:tcMar>
+              <w:top w:type="dxa" w:w="60"/>
+              <w:left w:type="dxa" w:w="100"/>
+              <w:bottom w:type="dxa" w:w="60"/>
+              <w:right w:type="dxa" w:w="100"/>
+            </w:tcMar>
+          </w:tcPr>
+          <w:p>
+            <w:pPr>
+              <w:spacing w:after="0" w:before="0"/>
+            </w:pPr>
+            <w:r>
+              <w:rPr>
+                <w:rFonts w:ascii="Microsoft YaHei" w:cs="Microsoft YaHei" w:eastAsia="Microsoft YaHei" w:hAnsi="Microsoft YaHei"/>
+                <w:b/>
+                <w:bCs/>
+              </w:rPr>
+              <w:t xml:space="preserve">做什么</w:t>
+            </w:r>
+          </w:p>
+        </w:tc>
+      </w:tr>
+      <w:tr>
+        <w:trPr>
+          <w:tblHeader w:val="false"/>
+        </w:trPr>
+        <w:tc>
+          <w:tcPr>
+            <w:tcW w:type="dxa" w:w="4680"/>
+            <w:tcMar>
+              <w:top w:type="dxa" w:w="60"/>
+              <w:left w:type="dxa" w:w="100"/>
+              <w:bottom w:type="dxa" w:w="60"/>
+              <w:right w:type="dxa" w:w="100"/>
+            </w:tcMar>
+          </w:tcPr>
+          <w:p>
+            <w:pPr>
+              <w:spacing w:after="0" w:before="0"/>
+            </w:pPr>
+            <w:r>
+              <w:rPr>
+                <w:rFonts w:ascii="Consolas" w:cs="Consolas" w:eastAsia="Consolas" w:hAnsi="Consolas"/>
+                <w:shd w:fill="F2F2F2" w:val="clear"/>
+              </w:rPr>
+              <w:t xml:space="preserve">git fetch origin</w:t>
+            </w:r>
+          </w:p>
+        </w:tc>
+        <w:tc>
+          <w:tcPr>
+            <w:tcW w:type="dxa" w:w="4680"/>
+            <w:tcMar>
+              <w:top w:type="dxa" w:w="60"/>
+              <w:left w:type="dxa" w:w="100"/>
+              <w:bottom w:type="dxa" w:w="60"/>
+              <w:right w:type="dxa" w:w="100"/>
+            </w:tcMar>
+          </w:tcPr>
+          <w:p>
+            <w:pPr>
+              <w:spacing w:after="0" w:before="0"/>
+            </w:pPr>
+            <w:r>
+              <w:rPr>
+                <w:rFonts w:ascii="Microsoft YaHei" w:cs="Microsoft YaHei" w:eastAsia="Microsoft YaHei" w:hAnsi="Microsoft YaHei"/>
+              </w:rPr>
+              <w:t xml:space="preserve">只下载，不改任何文件</w:t>
+            </w:r>
+          </w:p>
+        </w:tc>
+      </w:tr>
+      <w:tr>
+        <w:trPr>
+          <w:tblHeader w:val="false"/>
+        </w:trPr>
+        <w:tc>
+          <w:tcPr>
+            <w:tcW w:type="dxa" w:w="4680"/>
+            <w:tcMar>
+              <w:top w:type="dxa" w:w="60"/>
+              <w:left w:type="dxa" w:w="100"/>
+              <w:bottom w:type="dxa" w:w="60"/>
+              <w:right w:type="dxa" w:w="100"/>
+            </w:tcMar>
+          </w:tcPr>
+          <w:p>
+            <w:pPr>
+              <w:spacing w:after="0" w:before="0"/>
+            </w:pPr>
+            <w:r>
+              <w:rPr>
+                <w:rFonts w:ascii="Consolas" w:cs="Consolas" w:eastAsia="Consolas" w:hAnsi="Consolas"/>
+                <w:shd w:fill="F2F2F2" w:val="clear"/>
+              </w:rPr>
+              <w:t xml:space="preserve">git reset --hard origin/main</w:t>
+            </w:r>
+          </w:p>
+        </w:tc>
+        <w:tc>
+          <w:tcPr>
+            <w:tcW w:type="dxa" w:w="4680"/>
+            <w:tcMar>
+              <w:top w:type="dxa" w:w="60"/>
+              <w:left w:type="dxa" w:w="100"/>
+              <w:bottom w:type="dxa" w:w="60"/>
+              <w:right w:type="dxa" w:w="100"/>
+            </w:tcMar>
+          </w:tcPr>
+          <w:p>
+            <w:pPr>
+              <w:spacing w:after="0" w:before="0"/>
+            </w:pPr>
+            <w:r>
+              <w:rPr>
+                <w:rFonts w:ascii="Microsoft YaHei" w:cs="Microsoft YaHei" w:eastAsia="Microsoft YaHei" w:hAnsi="Microsoft YaHei"/>
+              </w:rPr>
+              <w:t xml:space="preserve">把</w:t>
+            </w:r>
+            <w:r>
+              <w:rPr>
+                <w:rFonts w:ascii="Microsoft YaHei" w:cs="Microsoft YaHei" w:eastAsia="Microsoft YaHei" w:hAnsi="Microsoft YaHei"/>
+                <w:b/>
+                <w:bCs/>
+              </w:rPr>
+              <w:t xml:space="preserve">已跟踪</w:t>
+            </w:r>
+            <w:r>
+              <w:rPr>
+                <w:rFonts w:ascii="Microsoft YaHei" w:cs="Microsoft YaHei" w:eastAsia="Microsoft YaHei" w:hAnsi="Microsoft YaHei"/>
+              </w:rPr>
+              <w:t xml:space="preserve">文件恢复成远端的样子</w:t>
+            </w:r>
+          </w:p>
+        </w:tc>
+      </w:tr>
+      <w:tr>
+        <w:trPr>
+          <w:tblHeader w:val="false"/>
+        </w:trPr>
+        <w:tc>
+          <w:tcPr>
+            <w:tcW w:type="dxa" w:w="4680"/>
+            <w:tcMar>
+              <w:top w:type="dxa" w:w="60"/>
+              <w:left w:type="dxa" w:w="100"/>
+              <w:bottom w:type="dxa" w:w="60"/>
+              <w:right w:type="dxa" w:w="100"/>
+            </w:tcMar>
+          </w:tcPr>
+          <w:p>
+            <w:pPr>
+              <w:spacing w:after="0" w:before="0"/>
+            </w:pPr>
+            <w:r>
+              <w:rPr>
+                <w:rFonts w:ascii="Consolas" w:cs="Consolas" w:eastAsia="Consolas" w:hAnsi="Consolas"/>
+                <w:shd w:fill="F2F2F2" w:val="clear"/>
+              </w:rPr>
+              <w:t xml:space="preserve">git clean -fd</w:t>
+            </w:r>
+          </w:p>
+        </w:tc>
+        <w:tc>
+          <w:tcPr>
+            <w:tcW w:type="dxa" w:w="4680"/>
+            <w:tcMar>
+              <w:top w:type="dxa" w:w="60"/>
+              <w:left w:type="dxa" w:w="100"/>
+              <w:bottom w:type="dxa" w:w="60"/>
+              <w:right w:type="dxa" w:w="100"/>
+            </w:tcMar>
+          </w:tcPr>
+          <w:p>
+            <w:pPr>
+              <w:spacing w:after="0" w:before="0"/>
+            </w:pPr>
+            <w:r>
+              <w:rPr>
+                <w:rFonts w:ascii="Microsoft YaHei" w:cs="Microsoft YaHei" w:eastAsia="Microsoft YaHei" w:hAnsi="Microsoft YaHei"/>
+              </w:rPr>
+              <w:t xml:space="preserve">删掉</w:t>
+            </w:r>
+            <w:r>
+              <w:rPr>
+                <w:rFonts w:ascii="Microsoft YaHei" w:cs="Microsoft YaHei" w:eastAsia="Microsoft YaHei" w:hAnsi="Microsoft YaHei"/>
+                <w:b/>
+                <w:bCs/>
+              </w:rPr>
+              <w:t xml:space="preserve">未跟踪</w:t>
+            </w:r>
+            <w:r>
+              <w:rPr>
+                <w:rFonts w:ascii="Microsoft YaHei" w:cs="Microsoft YaHei" w:eastAsia="Microsoft YaHei" w:hAnsi="Microsoft YaHei"/>
+              </w:rPr>
+              <w:t xml:space="preserve">的文件和目录</w:t>
+            </w:r>
+          </w:p>
+        </w:tc>
+      </w:tr>
+    </w:tbl>
+    <w:p>
+      <w:pPr>
+        <w:spacing w:after="120"/>
+      </w:pPr>
+    </w:p>
+    <w:p>
+      <w:pPr>
+        <w:spacing w:after="60" w:before="60"/>
+      </w:pPr>
+      <w:r>
+        <w:rPr>
+          <w:rFonts w:ascii="Microsoft YaHei" w:cs="Microsoft YaHei" w:eastAsia="Microsoft YaHei" w:hAnsi="Microsoft YaHei"/>
+        </w:rPr>
+        <w:t xml:space="preserve">第三条是唯一会删东西的。</w:t>
+      </w:r>
+      <w:r>
+        <w:rPr>
+          <w:rFonts w:ascii="Microsoft YaHei" w:cs="Microsoft YaHei" w:eastAsia="Microsoft YaHei" w:hAnsi="Microsoft YaHei"/>
+          <w:b/>
+          <w:bCs/>
+        </w:rPr>
+        <w:t xml:space="preserve">在部署镜像上这是对的</w:t>
+      </w:r>
+      <w:r>
+        <w:rPr>
+          <w:rFonts w:ascii="Microsoft YaHei" w:cs="Microsoft YaHei" w:eastAsia="Microsoft YaHei" w:hAnsi="Microsoft YaHei"/>
+        </w:rPr>
+        <w:t xml:space="preserve"> —— 网站要的每个文件都在 git 里。</w:t>
+      </w:r>
+    </w:p>
+    <w:p>
+      <w:pPr>
+        <w:spacing w:after="60" w:before="60"/>
+      </w:pPr>
+      <w:r>
+        <w:rPr>
+          <w:rFonts w:ascii="Microsoft YaHei" w:cs="Microsoft YaHei" w:eastAsia="Microsoft YaHei" w:hAnsi="Microsoft YaHei"/>
+        </w:rPr>
+        <w:t xml:space="preserve">第一步的 </w:t>
+      </w:r>
+      <w:r>
+        <w:rPr>
+          <w:rFonts w:ascii="Consolas" w:cs="Consolas" w:eastAsia="Consolas" w:hAnsi="Consolas"/>
+          <w:shd w:fill="F2F2F2" w:val="clear"/>
+        </w:rPr>
+        <w:t xml:space="preserve">-fdn</w:t>
+      </w:r>
+      <w:r>
+        <w:rPr>
+          <w:rFonts w:ascii="Microsoft YaHei" w:cs="Microsoft YaHei" w:eastAsia="Microsoft YaHei" w:hAnsi="Microsoft YaHei"/>
+        </w:rPr>
+        <w:t xml:space="preserve">（n = 预演）就是让你在删之前先看一眼。</w:t>
       </w:r>
     </w:p>
     <w:p>
@@ -7798,6 +8884,2634 @@
           <w:rFonts w:ascii="Microsoft YaHei" w:cs="Microsoft YaHei" w:eastAsia="Microsoft YaHei" w:hAnsi="Microsoft YaHei"/>
         </w:rPr>
         <w:t xml:space="preserve">❌ 提交后不要天天去看。通常几天到两周才收录</w:t>
+      </w:r>
+    </w:p>
+    <w:p>
+      <w:pPr>
+        <w:pBdr>
+          <w:bottom w:val="single" w:color="CCCCCC" w:sz="6"/>
+        </w:pBdr>
+        <w:spacing w:after="160" w:before="160"/>
+      </w:pPr>
+    </w:p>
+    <w:p>
+      <w:pPr>
+        <w:pStyle w:val="Heading2"/>
+        <w:spacing w:after="120" w:before="240"/>
+      </w:pPr>
+      <w:r>
+        <w:rPr>
+          <w:rFonts w:ascii="Microsoft YaHei" w:cs="Microsoft YaHei" w:eastAsia="Microsoft YaHei" w:hAnsi="Microsoft YaHei"/>
+        </w:rPr>
+        <w:t xml:space="preserve">3b. Clarity 里怎么一眼分清爬虫和真买家</w:t>
+      </w:r>
+    </w:p>
+    <w:p>
+      <w:pPr>
+        <w:spacing w:after="60" w:before="60"/>
+      </w:pPr>
+      <w:r>
+        <w:rPr>
+          <w:rFonts w:ascii="Microsoft YaHei" w:cs="Microsoft YaHei" w:eastAsia="Microsoft YaHei" w:hAnsi="Microsoft YaHei"/>
+        </w:rPr>
+        <w:t xml:space="preserve">2026-09-10 甲方问「一直有个新加坡的在看我们网站，一直在线一整天」。</w:t>
+      </w:r>
+    </w:p>
+    <w:p>
+      <w:pPr>
+        <w:spacing w:after="60" w:before="60"/>
+      </w:pPr>
+      <w:r>
+        <w:rPr>
+          <w:rFonts w:ascii="Microsoft YaHei" w:cs="Microsoft YaHei" w:eastAsia="Microsoft YaHei" w:hAnsi="Microsoft YaHei"/>
+        </w:rPr>
+        <w:t xml:space="preserve">结论是爬虫，判断方法记在这里，因为这个问题每个月都会再问一次。</w:t>
+      </w:r>
+    </w:p>
+    <w:p>
+      <w:pPr>
+        <w:pStyle w:val="Heading3"/>
+        <w:spacing w:after="120" w:before="240"/>
+      </w:pPr>
+      <w:r>
+        <w:rPr>
+          <w:rFonts w:ascii="Microsoft YaHei" w:cs="Microsoft YaHei" w:eastAsia="Microsoft YaHei" w:hAnsi="Microsoft YaHei"/>
+        </w:rPr>
+        <w:t xml:space="preserve">看五个字段，不用看录屏</w:t>
+      </w:r>
+    </w:p>
+    <w:tbl>
+      <w:tblPr>
+        <w:tblW w:type="dxa" w:w="9360"/>
+        <w:tblBorders>
+          <w:top w:val="single" w:color="auto" w:sz="4"/>
+          <w:left w:val="single" w:color="auto" w:sz="4"/>
+          <w:bottom w:val="single" w:color="auto" w:sz="4"/>
+          <w:right w:val="single" w:color="auto" w:sz="4"/>
+          <w:insideH w:val="single" w:color="auto" w:sz="4"/>
+          <w:insideV w:val="single" w:color="auto" w:sz="4"/>
+        </w:tblBorders>
+      </w:tblPr>
+      <w:tblGrid>
+        <w:gridCol w:w="3120"/>
+        <w:gridCol w:w="3120"/>
+        <w:gridCol w:w="3120"/>
+      </w:tblGrid>
+      <w:tr>
+        <w:trPr>
+          <w:tblHeader/>
+        </w:trPr>
+        <w:tc>
+          <w:tcPr>
+            <w:tcW w:type="dxa" w:w="3120"/>
+            <w:shd w:fill="EDEDED" w:val="clear"/>
+            <w:tcMar>
+              <w:top w:type="dxa" w:w="60"/>
+              <w:left w:type="dxa" w:w="100"/>
+              <w:bottom w:type="dxa" w:w="60"/>
+              <w:right w:type="dxa" w:w="100"/>
+            </w:tcMar>
+          </w:tcPr>
+          <w:p>
+            <w:pPr>
+              <w:spacing w:after="0" w:before="0"/>
+            </w:pPr>
+            <w:r>
+              <w:rPr>
+                <w:rFonts w:ascii="Microsoft YaHei" w:cs="Microsoft YaHei" w:eastAsia="Microsoft YaHei" w:hAnsi="Microsoft YaHei"/>
+                <w:b/>
+                <w:bCs/>
+              </w:rPr>
+              <w:t xml:space="preserve">字段</w:t>
+            </w:r>
+          </w:p>
+        </w:tc>
+        <w:tc>
+          <w:tcPr>
+            <w:tcW w:type="dxa" w:w="3120"/>
+            <w:shd w:fill="EDEDED" w:val="clear"/>
+            <w:tcMar>
+              <w:top w:type="dxa" w:w="60"/>
+              <w:left w:type="dxa" w:w="100"/>
+              <w:bottom w:type="dxa" w:w="60"/>
+              <w:right w:type="dxa" w:w="100"/>
+            </w:tcMar>
+          </w:tcPr>
+          <w:p>
+            <w:pPr>
+              <w:spacing w:after="0" w:before="0"/>
+            </w:pPr>
+            <w:r>
+              <w:rPr>
+                <w:rFonts w:ascii="Microsoft YaHei" w:cs="Microsoft YaHei" w:eastAsia="Microsoft YaHei" w:hAnsi="Microsoft YaHei"/>
+                <w:b/>
+                <w:bCs/>
+              </w:rPr>
+              <w:t xml:space="preserve">爬虫</w:t>
+            </w:r>
+          </w:p>
+        </w:tc>
+        <w:tc>
+          <w:tcPr>
+            <w:tcW w:type="dxa" w:w="3120"/>
+            <w:shd w:fill="EDEDED" w:val="clear"/>
+            <w:tcMar>
+              <w:top w:type="dxa" w:w="60"/>
+              <w:left w:type="dxa" w:w="100"/>
+              <w:bottom w:type="dxa" w:w="60"/>
+              <w:right w:type="dxa" w:w="100"/>
+            </w:tcMar>
+          </w:tcPr>
+          <w:p>
+            <w:pPr>
+              <w:spacing w:after="0" w:before="0"/>
+            </w:pPr>
+            <w:r>
+              <w:rPr>
+                <w:rFonts w:ascii="Microsoft YaHei" w:cs="Microsoft YaHei" w:eastAsia="Microsoft YaHei" w:hAnsi="Microsoft YaHei"/>
+                <w:b/>
+                <w:bCs/>
+              </w:rPr>
+              <w:t xml:space="preserve">真买家</w:t>
+            </w:r>
+          </w:p>
+        </w:tc>
+      </w:tr>
+      <w:tr>
+        <w:trPr>
+          <w:tblHeader w:val="false"/>
+        </w:trPr>
+        <w:tc>
+          <w:tcPr>
+            <w:tcW w:type="dxa" w:w="3120"/>
+            <w:tcMar>
+              <w:top w:type="dxa" w:w="60"/>
+              <w:left w:type="dxa" w:w="100"/>
+              <w:bottom w:type="dxa" w:w="60"/>
+              <w:right w:type="dxa" w:w="100"/>
+            </w:tcMar>
+          </w:tcPr>
+          <w:p>
+            <w:pPr>
+              <w:spacing w:after="0" w:before="0"/>
+            </w:pPr>
+            <w:r>
+              <w:rPr>
+                <w:rFonts w:ascii="Microsoft YaHei" w:cs="Microsoft YaHei" w:eastAsia="Microsoft YaHei" w:hAnsi="Microsoft YaHei"/>
+                <w:b/>
+                <w:bCs/>
+              </w:rPr>
+              <w:t xml:space="preserve">Duration</w:t>
+            </w:r>
+          </w:p>
+        </w:tc>
+        <w:tc>
+          <w:tcPr>
+            <w:tcW w:type="dxa" w:w="3120"/>
+            <w:tcMar>
+              <w:top w:type="dxa" w:w="60"/>
+              <w:left w:type="dxa" w:w="100"/>
+              <w:bottom w:type="dxa" w:w="60"/>
+              <w:right w:type="dxa" w:w="100"/>
+            </w:tcMar>
+          </w:tcPr>
+          <w:p>
+            <w:pPr>
+              <w:spacing w:after="0" w:before="0"/>
+            </w:pPr>
+            <w:r>
+              <w:rPr>
+                <w:rFonts w:ascii="Microsoft YaHei" w:cs="Microsoft YaHei" w:eastAsia="Microsoft YaHei" w:hAnsi="Microsoft YaHei"/>
+              </w:rPr>
+              <w:t xml:space="preserve">1–3 秒</w:t>
+            </w:r>
+          </w:p>
+        </w:tc>
+        <w:tc>
+          <w:tcPr>
+            <w:tcW w:type="dxa" w:w="3120"/>
+            <w:tcMar>
+              <w:top w:type="dxa" w:w="60"/>
+              <w:left w:type="dxa" w:w="100"/>
+              <w:bottom w:type="dxa" w:w="60"/>
+              <w:right w:type="dxa" w:w="100"/>
+            </w:tcMar>
+          </w:tcPr>
+          <w:p>
+            <w:pPr>
+              <w:spacing w:after="0" w:before="0"/>
+            </w:pPr>
+            <w:r>
+              <w:rPr>
+                <w:rFonts w:ascii="Microsoft YaHei" w:cs="Microsoft YaHei" w:eastAsia="Microsoft YaHei" w:hAnsi="Microsoft YaHei"/>
+              </w:rPr>
+              <w:t xml:space="preserve">十几秒到几分钟</w:t>
+            </w:r>
+          </w:p>
+        </w:tc>
+      </w:tr>
+      <w:tr>
+        <w:trPr>
+          <w:tblHeader w:val="false"/>
+        </w:trPr>
+        <w:tc>
+          <w:tcPr>
+            <w:tcW w:type="dxa" w:w="3120"/>
+            <w:tcMar>
+              <w:top w:type="dxa" w:w="60"/>
+              <w:left w:type="dxa" w:w="100"/>
+              <w:bottom w:type="dxa" w:w="60"/>
+              <w:right w:type="dxa" w:w="100"/>
+            </w:tcMar>
+          </w:tcPr>
+          <w:p>
+            <w:pPr>
+              <w:spacing w:after="0" w:before="0"/>
+            </w:pPr>
+            <w:r>
+              <w:rPr>
+                <w:rFonts w:ascii="Microsoft YaHei" w:cs="Microsoft YaHei" w:eastAsia="Microsoft YaHei" w:hAnsi="Microsoft YaHei"/>
+                <w:b/>
+                <w:bCs/>
+              </w:rPr>
+              <w:t xml:space="preserve">Clicks</w:t>
+            </w:r>
+          </w:p>
+        </w:tc>
+        <w:tc>
+          <w:tcPr>
+            <w:tcW w:type="dxa" w:w="3120"/>
+            <w:tcMar>
+              <w:top w:type="dxa" w:w="60"/>
+              <w:left w:type="dxa" w:w="100"/>
+              <w:bottom w:type="dxa" w:w="60"/>
+              <w:right w:type="dxa" w:w="100"/>
+            </w:tcMar>
+          </w:tcPr>
+          <w:p>
+            <w:pPr>
+              <w:spacing w:after="0" w:before="0"/>
+            </w:pPr>
+            <w:r>
+              <w:rPr>
+                <w:rFonts w:ascii="Microsoft YaHei" w:cs="Microsoft YaHei" w:eastAsia="Microsoft YaHei" w:hAnsi="Microsoft YaHei"/>
+                <w:b/>
+                <w:bCs/>
+              </w:rPr>
+              <w:t xml:space="preserve">0</w:t>
+            </w:r>
+          </w:p>
+        </w:tc>
+        <w:tc>
+          <w:tcPr>
+            <w:tcW w:type="dxa" w:w="3120"/>
+            <w:tcMar>
+              <w:top w:type="dxa" w:w="60"/>
+              <w:left w:type="dxa" w:w="100"/>
+              <w:bottom w:type="dxa" w:w="60"/>
+              <w:right w:type="dxa" w:w="100"/>
+            </w:tcMar>
+          </w:tcPr>
+          <w:p>
+            <w:pPr>
+              <w:spacing w:after="0" w:before="0"/>
+            </w:pPr>
+            <w:r>
+              <w:rPr>
+                <w:rFonts w:ascii="Microsoft YaHei" w:cs="Microsoft YaHei" w:eastAsia="Microsoft YaHei" w:hAnsi="Microsoft YaHei"/>
+              </w:rPr>
+              <w:t xml:space="preserve">至少 1 次</w:t>
+            </w:r>
+          </w:p>
+        </w:tc>
+      </w:tr>
+      <w:tr>
+        <w:trPr>
+          <w:tblHeader w:val="false"/>
+        </w:trPr>
+        <w:tc>
+          <w:tcPr>
+            <w:tcW w:type="dxa" w:w="3120"/>
+            <w:tcMar>
+              <w:top w:type="dxa" w:w="60"/>
+              <w:left w:type="dxa" w:w="100"/>
+              <w:bottom w:type="dxa" w:w="60"/>
+              <w:right w:type="dxa" w:w="100"/>
+            </w:tcMar>
+          </w:tcPr>
+          <w:p>
+            <w:pPr>
+              <w:spacing w:after="0" w:before="0"/>
+            </w:pPr>
+            <w:r>
+              <w:rPr>
+                <w:rFonts w:ascii="Microsoft YaHei" w:cs="Microsoft YaHei" w:eastAsia="Microsoft YaHei" w:hAnsi="Microsoft YaHei"/>
+                <w:b/>
+                <w:bCs/>
+              </w:rPr>
+              <w:t xml:space="preserve">Pages</w:t>
+            </w:r>
+          </w:p>
+        </w:tc>
+        <w:tc>
+          <w:tcPr>
+            <w:tcW w:type="dxa" w:w="3120"/>
+            <w:tcMar>
+              <w:top w:type="dxa" w:w="60"/>
+              <w:left w:type="dxa" w:w="100"/>
+              <w:bottom w:type="dxa" w:w="60"/>
+              <w:right w:type="dxa" w:w="100"/>
+            </w:tcMar>
+          </w:tcPr>
+          <w:p>
+            <w:pPr>
+              <w:spacing w:after="0" w:before="0"/>
+            </w:pPr>
+            <w:r>
+              <w:rPr>
+                <w:rFonts w:ascii="Microsoft YaHei" w:cs="Microsoft YaHei" w:eastAsia="Microsoft YaHei" w:hAnsi="Microsoft YaHei"/>
+                <w:b/>
+                <w:bCs/>
+              </w:rPr>
+              <w:t xml:space="preserve">1</w:t>
+            </w:r>
+            <w:r>
+              <w:rPr>
+                <w:rFonts w:ascii="Microsoft YaHei" w:cs="Microsoft YaHei" w:eastAsia="Microsoft YaHei" w:hAnsi="Microsoft YaHei"/>
+              </w:rPr>
+              <w:t xml:space="preserve">，Entry 和 Exit 是同一页</w:t>
+            </w:r>
+          </w:p>
+        </w:tc>
+        <w:tc>
+          <w:tcPr>
+            <w:tcW w:type="dxa" w:w="3120"/>
+            <w:tcMar>
+              <w:top w:type="dxa" w:w="60"/>
+              <w:left w:type="dxa" w:w="100"/>
+              <w:bottom w:type="dxa" w:w="60"/>
+              <w:right w:type="dxa" w:w="100"/>
+            </w:tcMar>
+          </w:tcPr>
+          <w:p>
+            <w:pPr>
+              <w:spacing w:after="0" w:before="0"/>
+            </w:pPr>
+            <w:r>
+              <w:rPr>
+                <w:rFonts w:ascii="Microsoft YaHei" w:cs="Microsoft YaHei" w:eastAsia="Microsoft YaHei" w:hAnsi="Microsoft YaHei"/>
+              </w:rPr>
+              <w:t xml:space="preserve">2 页以上</w:t>
+            </w:r>
+          </w:p>
+        </w:tc>
+      </w:tr>
+      <w:tr>
+        <w:trPr>
+          <w:tblHeader w:val="false"/>
+        </w:trPr>
+        <w:tc>
+          <w:tcPr>
+            <w:tcW w:type="dxa" w:w="3120"/>
+            <w:tcMar>
+              <w:top w:type="dxa" w:w="60"/>
+              <w:left w:type="dxa" w:w="100"/>
+              <w:bottom w:type="dxa" w:w="60"/>
+              <w:right w:type="dxa" w:w="100"/>
+            </w:tcMar>
+          </w:tcPr>
+          <w:p>
+            <w:pPr>
+              <w:spacing w:after="0" w:before="0"/>
+            </w:pPr>
+            <w:r>
+              <w:rPr>
+                <w:rFonts w:ascii="Microsoft YaHei" w:cs="Microsoft YaHei" w:eastAsia="Microsoft YaHei" w:hAnsi="Microsoft YaHei"/>
+                <w:b/>
+                <w:bCs/>
+              </w:rPr>
+              <w:t xml:space="preserve">User ID</w:t>
+            </w:r>
+          </w:p>
+        </w:tc>
+        <w:tc>
+          <w:tcPr>
+            <w:tcW w:type="dxa" w:w="3120"/>
+            <w:tcMar>
+              <w:top w:type="dxa" w:w="60"/>
+              <w:left w:type="dxa" w:w="100"/>
+              <w:bottom w:type="dxa" w:w="60"/>
+              <w:right w:type="dxa" w:w="100"/>
+            </w:tcMar>
+          </w:tcPr>
+          <w:p>
+            <w:pPr>
+              <w:spacing w:after="0" w:before="0"/>
+            </w:pPr>
+            <w:r>
+              <w:rPr>
+                <w:rFonts w:ascii="Microsoft YaHei" w:cs="Microsoft YaHei" w:eastAsia="Microsoft YaHei" w:hAnsi="Microsoft YaHei"/>
+                <w:b/>
+                <w:bCs/>
+              </w:rPr>
+              <w:t xml:space="preserve">每次都不一样</w:t>
+            </w:r>
+          </w:p>
+        </w:tc>
+        <w:tc>
+          <w:tcPr>
+            <w:tcW w:type="dxa" w:w="3120"/>
+            <w:tcMar>
+              <w:top w:type="dxa" w:w="60"/>
+              <w:left w:type="dxa" w:w="100"/>
+              <w:bottom w:type="dxa" w:w="60"/>
+              <w:right w:type="dxa" w:w="100"/>
+            </w:tcMar>
+          </w:tcPr>
+          <w:p>
+            <w:pPr>
+              <w:spacing w:after="0" w:before="0"/>
+            </w:pPr>
+            <w:r>
+              <w:rPr>
+                <w:rFonts w:ascii="Microsoft YaHei" w:cs="Microsoft YaHei" w:eastAsia="Microsoft YaHei" w:hAnsi="Microsoft YaHei"/>
+                <w:b/>
+                <w:bCs/>
+              </w:rPr>
+              <w:t xml:space="preserve">回访时不变</w:t>
+            </w:r>
+          </w:p>
+        </w:tc>
+      </w:tr>
+      <w:tr>
+        <w:trPr>
+          <w:tblHeader w:val="false"/>
+        </w:trPr>
+        <w:tc>
+          <w:tcPr>
+            <w:tcW w:type="dxa" w:w="3120"/>
+            <w:tcMar>
+              <w:top w:type="dxa" w:w="60"/>
+              <w:left w:type="dxa" w:w="100"/>
+              <w:bottom w:type="dxa" w:w="60"/>
+              <w:right w:type="dxa" w:w="100"/>
+            </w:tcMar>
+          </w:tcPr>
+          <w:p>
+            <w:pPr>
+              <w:spacing w:after="0" w:before="0"/>
+            </w:pPr>
+            <w:r>
+              <w:rPr>
+                <w:rFonts w:ascii="Microsoft YaHei" w:cs="Microsoft YaHei" w:eastAsia="Microsoft YaHei" w:hAnsi="Microsoft YaHei"/>
+              </w:rPr>
+              <w:t xml:space="preserve">落地页</w:t>
+            </w:r>
+          </w:p>
+        </w:tc>
+        <w:tc>
+          <w:tcPr>
+            <w:tcW w:type="dxa" w:w="3120"/>
+            <w:tcMar>
+              <w:top w:type="dxa" w:w="60"/>
+              <w:left w:type="dxa" w:w="100"/>
+              <w:bottom w:type="dxa" w:w="60"/>
+              <w:right w:type="dxa" w:w="100"/>
+            </w:tcMar>
+          </w:tcPr>
+          <w:p>
+            <w:pPr>
+              <w:spacing w:after="0" w:before="0"/>
+            </w:pPr>
+            <w:r>
+              <w:rPr>
+                <w:rFonts w:ascii="Microsoft YaHei" w:cs="Microsoft YaHei" w:eastAsia="Microsoft YaHei" w:hAnsi="Microsoft YaHei"/>
+              </w:rPr>
+              <w:t xml:space="preserve">直接落在深层产品页，不经类目页</w:t>
+            </w:r>
+          </w:p>
+        </w:tc>
+        <w:tc>
+          <w:tcPr>
+            <w:tcW w:type="dxa" w:w="3120"/>
+            <w:tcMar>
+              <w:top w:type="dxa" w:w="60"/>
+              <w:left w:type="dxa" w:w="100"/>
+              <w:bottom w:type="dxa" w:w="60"/>
+              <w:right w:type="dxa" w:w="100"/>
+            </w:tcMar>
+          </w:tcPr>
+          <w:p>
+            <w:pPr>
+              <w:spacing w:after="0" w:before="0"/>
+            </w:pPr>
+            <w:r>
+              <w:rPr>
+                <w:rFonts w:ascii="Microsoft YaHei" w:cs="Microsoft YaHei" w:eastAsia="Microsoft YaHei" w:hAnsi="Microsoft YaHei"/>
+              </w:rPr>
+              <w:t xml:space="preserve">从首页或类目页进来</w:t>
+            </w:r>
+          </w:p>
+        </w:tc>
+      </w:tr>
+    </w:tbl>
+    <w:p>
+      <w:pPr>
+        <w:spacing w:after="120"/>
+      </w:pPr>
+    </w:p>
+    <w:p>
+      <w:pPr>
+        <w:spacing w:after="60" w:before="60"/>
+      </w:pPr>
+      <w:r>
+        <w:rPr>
+          <w:rFonts w:ascii="Microsoft YaHei" w:cs="Microsoft YaHei" w:eastAsia="Microsoft YaHei" w:hAnsi="Microsoft YaHei"/>
+          <w:b/>
+          <w:bCs/>
+        </w:rPr>
+        <w:t xml:space="preserve">User ID 是最硬的一条。</w:t>
+      </w:r>
+      <w:r>
+        <w:rPr>
+          <w:rFonts w:ascii="Microsoft YaHei" w:cs="Microsoft YaHei" w:eastAsia="Microsoft YaHei" w:hAnsi="Microsoft YaHei"/>
+        </w:rPr>
+        <w:t xml:space="preserve"> Clarity 靠 cookie 认人：真人回访 ID 不变，</w:t>
+      </w:r>
+    </w:p>
+    <w:p>
+      <w:pPr>
+        <w:spacing w:after="60" w:before="60"/>
+      </w:pPr>
+      <w:r>
+        <w:rPr>
+          <w:rFonts w:ascii="Microsoft YaHei" w:cs="Microsoft YaHei" w:eastAsia="Microsoft YaHei" w:hAnsi="Microsoft YaHei"/>
+          <w:b/>
+          <w:bCs/>
+        </w:rPr>
+        <w:t xml:space="preserve">不保存 cookie 的爬虫每抓一次就换一个新 ID</w:t>
+      </w:r>
+      <w:r>
+        <w:rPr>
+          <w:rFonts w:ascii="Microsoft YaHei" w:cs="Microsoft YaHei" w:eastAsia="Microsoft YaHei" w:hAnsi="Microsoft YaHei"/>
+        </w:rPr>
+        <w:t xml:space="preserve">。所以看到七个会话七个不同 ID、</w:t>
+      </w:r>
+    </w:p>
+    <w:p>
+      <w:pPr>
+        <w:spacing w:after="60" w:before="60"/>
+      </w:pPr>
+      <w:r>
+        <w:rPr>
+          <w:rFonts w:ascii="Microsoft YaHei" w:cs="Microsoft YaHei" w:eastAsia="Microsoft YaHei" w:hAnsi="Microsoft YaHei"/>
+        </w:rPr>
+        <w:t xml:space="preserve">每个都停 1 秒 0 点击，不用再看别的了。</w:t>
+      </w:r>
+    </w:p>
+    <w:p>
+      <w:pPr>
+        <w:spacing w:after="60" w:before="60"/>
+      </w:pPr>
+      <w:r>
+        <w:rPr>
+          <w:rFonts w:ascii="Microsoft YaHei" w:cs="Microsoft YaHei" w:eastAsia="Microsoft YaHei" w:hAnsi="Microsoft YaHei"/>
+        </w:rPr>
+        <w:t xml:space="preserve">直接落在 </w:t>
+      </w:r>
+      <w:r>
+        <w:rPr>
+          <w:rFonts w:ascii="Consolas" w:cs="Consolas" w:eastAsia="Consolas" w:hAnsi="Consolas"/>
+          <w:shd w:fill="F2F2F2" w:val="clear"/>
+        </w:rPr>
+        <w:t xml:space="preserve">lc7065s</w:t>
+      </w:r>
+      <w:r>
+        <w:rPr>
+          <w:rFonts w:ascii="Microsoft YaHei" w:cs="Microsoft YaHei" w:eastAsia="Microsoft YaHei" w:hAnsi="Microsoft YaHei"/>
+        </w:rPr>
+        <w:t xml:space="preserve">、</w:t>
+      </w:r>
+      <w:r>
+        <w:rPr>
+          <w:rFonts w:ascii="Consolas" w:cs="Consolas" w:eastAsia="Consolas" w:hAnsi="Consolas"/>
+          <w:shd w:fill="F2F2F2" w:val="clear"/>
+        </w:rPr>
+        <w:t xml:space="preserve">9217-bnac</w:t>
+      </w:r>
+      <w:r>
+        <w:rPr>
+          <w:rFonts w:ascii="Microsoft YaHei" w:cs="Microsoft YaHei" w:eastAsia="Microsoft YaHei" w:hAnsi="Microsoft YaHei"/>
+        </w:rPr>
+        <w:t xml:space="preserve"> 这种深层网址而不经列表页，说明它在</w:t>
+      </w:r>
+    </w:p>
+    <w:p>
+      <w:pPr>
+        <w:spacing w:after="60" w:before="60"/>
+      </w:pPr>
+      <w:r>
+        <w:rPr>
+          <w:rFonts w:ascii="Microsoft YaHei" w:cs="Microsoft YaHei" w:eastAsia="Microsoft YaHei" w:hAnsi="Microsoft YaHei"/>
+          <w:b/>
+          <w:bCs/>
+        </w:rPr>
+        <w:t xml:space="preserve">照着我们的 sitemap 逐条抓</w:t>
+      </w:r>
+      <w:r>
+        <w:rPr>
+          <w:rFonts w:ascii="Microsoft YaHei" w:cs="Microsoft YaHei" w:eastAsia="Microsoft YaHei" w:hAnsi="Microsoft YaHei"/>
+        </w:rPr>
+        <w:t xml:space="preserve"> —— 那是机器的行为，人不会背网址。</w:t>
+      </w:r>
+    </w:p>
+    <w:p>
+      <w:pPr>
+        <w:pStyle w:val="Heading3"/>
+        <w:spacing w:after="120" w:before="240"/>
+      </w:pPr>
+      <w:r>
+        <w:rPr>
+          <w:rFonts w:ascii="Microsoft YaHei" w:cs="Microsoft YaHei" w:eastAsia="Microsoft YaHei" w:hAnsi="Microsoft YaHei"/>
+        </w:rPr>
+        <w:t xml:space="preserve">想 100% 坐实：服务器上一条命令</w:t>
+      </w:r>
+    </w:p>
+    <w:p>
+      <w:pPr>
+        <w:spacing w:after="60" w:before="60"/>
+      </w:pPr>
+      <w:r>
+        <w:rPr>
+          <w:rFonts w:ascii="Microsoft YaHei" w:cs="Microsoft YaHei" w:eastAsia="Microsoft YaHei" w:hAnsi="Microsoft YaHei"/>
+        </w:rPr>
+        <w:t xml:space="preserve">Clarity 看不到 user-agent，服务器日志能看到。在宝塔终端里：</w:t>
+      </w:r>
+    </w:p>
+    <w:p>
+      <w:pPr>
+        <w:shd w:fill="F5F5F5" w:val="clear"/>
+        <w:spacing w:after="120" w:before="120"/>
+        <w:ind w:left="240"/>
+      </w:pPr>
+      <w:r>
+        <w:rPr>
+          <w:rFonts w:ascii="Consolas" w:cs="Consolas" w:eastAsia="Consolas" w:hAnsi="Consolas"/>
+          <w:sz w:val="20"/>
+          <w:szCs w:val="20"/>
+        </w:rPr>
+        <w:t xml:space="preserve">awk -F'"' '{print $6}' /www/wwwlogs/cantonlock.com.log | sort | uniq -c | sort -rn | head -25</w:t>
+      </w:r>
+    </w:p>
+    <w:p>
+      <w:pPr>
+        <w:spacing w:after="60" w:before="60"/>
+      </w:pPr>
+      <w:r>
+        <w:rPr>
+          <w:rFonts w:ascii="Microsoft YaHei" w:cs="Microsoft YaHei" w:eastAsia="Microsoft YaHei" w:hAnsi="Microsoft YaHei"/>
+        </w:rPr>
+        <w:t xml:space="preserve">打印访问量最大的 25 个 user-agent。</w:t>
+      </w:r>
+      <w:r>
+        <w:rPr>
+          <w:rFonts w:ascii="Microsoft YaHei" w:cs="Microsoft YaHei" w:eastAsia="Microsoft YaHei" w:hAnsi="Microsoft YaHei"/>
+          <w:b/>
+          <w:bCs/>
+        </w:rPr>
+        <w:t xml:space="preserve">爬虫基本都会自己报名字</w:t>
+      </w:r>
+      <w:r>
+        <w:rPr>
+          <w:rFonts w:ascii="Microsoft YaHei" w:cs="Microsoft YaHei" w:eastAsia="Microsoft YaHei" w:hAnsi="Microsoft YaHei"/>
+        </w:rPr>
+        <w:t xml:space="preserve"> ——</w:t>
+      </w:r>
+    </w:p>
+    <w:p>
+      <w:pPr>
+        <w:spacing w:after="60" w:before="60"/>
+      </w:pPr>
+      <w:r>
+        <w:rPr>
+          <w:rFonts w:ascii="Consolas" w:cs="Consolas" w:eastAsia="Consolas" w:hAnsi="Consolas"/>
+          <w:shd w:fill="F2F2F2" w:val="clear"/>
+        </w:rPr>
+        <w:t xml:space="preserve">GPTBot</w:t>
+      </w:r>
+      <w:r>
+        <w:rPr>
+          <w:rFonts w:ascii="Microsoft YaHei" w:cs="Microsoft YaHei" w:eastAsia="Microsoft YaHei" w:hAnsi="Microsoft YaHei"/>
+        </w:rPr>
+        <w:t xml:space="preserve">、</w:t>
+      </w:r>
+      <w:r>
+        <w:rPr>
+          <w:rFonts w:ascii="Consolas" w:cs="Consolas" w:eastAsia="Consolas" w:hAnsi="Consolas"/>
+          <w:shd w:fill="F2F2F2" w:val="clear"/>
+        </w:rPr>
+        <w:t xml:space="preserve">ClaudeBot</w:t>
+      </w:r>
+      <w:r>
+        <w:rPr>
+          <w:rFonts w:ascii="Microsoft YaHei" w:cs="Microsoft YaHei" w:eastAsia="Microsoft YaHei" w:hAnsi="Microsoft YaHei"/>
+        </w:rPr>
+        <w:t xml:space="preserve">、</w:t>
+      </w:r>
+      <w:r>
+        <w:rPr>
+          <w:rFonts w:ascii="Consolas" w:cs="Consolas" w:eastAsia="Consolas" w:hAnsi="Consolas"/>
+          <w:shd w:fill="F2F2F2" w:val="clear"/>
+        </w:rPr>
+        <w:t xml:space="preserve">PerplexityBot</w:t>
+      </w:r>
+      <w:r>
+        <w:rPr>
+          <w:rFonts w:ascii="Microsoft YaHei" w:cs="Microsoft YaHei" w:eastAsia="Microsoft YaHei" w:hAnsi="Microsoft YaHei"/>
+        </w:rPr>
+        <w:t xml:space="preserve">、</w:t>
+      </w:r>
+      <w:r>
+        <w:rPr>
+          <w:rFonts w:ascii="Consolas" w:cs="Consolas" w:eastAsia="Consolas" w:hAnsi="Consolas"/>
+          <w:shd w:fill="F2F2F2" w:val="clear"/>
+        </w:rPr>
+        <w:t xml:space="preserve">Bytespider</w:t>
+      </w:r>
+      <w:r>
+        <w:rPr>
+          <w:rFonts w:ascii="Microsoft YaHei" w:cs="Microsoft YaHei" w:eastAsia="Microsoft YaHei" w:hAnsi="Microsoft YaHei"/>
+        </w:rPr>
+        <w:t xml:space="preserve">、</w:t>
+      </w:r>
+      <w:r>
+        <w:rPr>
+          <w:rFonts w:ascii="Consolas" w:cs="Consolas" w:eastAsia="Consolas" w:hAnsi="Consolas"/>
+          <w:shd w:fill="F2F2F2" w:val="clear"/>
+        </w:rPr>
+        <w:t xml:space="preserve">SemrushBot</w:t>
+      </w:r>
+      <w:r>
+        <w:rPr>
+          <w:rFonts w:ascii="Microsoft YaHei" w:cs="Microsoft YaHei" w:eastAsia="Microsoft YaHei" w:hAnsi="Microsoft YaHei"/>
+        </w:rPr>
+        <w:t xml:space="preserve">、</w:t>
+      </w:r>
+    </w:p>
+    <w:p>
+      <w:pPr>
+        <w:spacing w:after="60" w:before="60"/>
+      </w:pPr>
+      <w:r>
+        <w:rPr>
+          <w:rFonts w:ascii="Consolas" w:cs="Consolas" w:eastAsia="Consolas" w:hAnsi="Consolas"/>
+          <w:shd w:fill="F2F2F2" w:val="clear"/>
+        </w:rPr>
+        <w:t xml:space="preserve">AhrefsBot</w:t>
+      </w:r>
+      <w:r>
+        <w:rPr>
+          <w:rFonts w:ascii="Microsoft YaHei" w:cs="Microsoft YaHei" w:eastAsia="Microsoft YaHei" w:hAnsi="Microsoft YaHei"/>
+        </w:rPr>
+        <w:t xml:space="preserve">、</w:t>
+      </w:r>
+      <w:r>
+        <w:rPr>
+          <w:rFonts w:ascii="Consolas" w:cs="Consolas" w:eastAsia="Consolas" w:hAnsi="Consolas"/>
+          <w:shd w:fill="F2F2F2" w:val="clear"/>
+        </w:rPr>
+        <w:t xml:space="preserve">python-requests</w:t>
+      </w:r>
+      <w:r>
+        <w:rPr>
+          <w:rFonts w:ascii="Microsoft YaHei" w:cs="Microsoft YaHei" w:eastAsia="Microsoft YaHei" w:hAnsi="Microsoft YaHei"/>
+        </w:rPr>
+        <w:t xml:space="preserve">、</w:t>
+      </w:r>
+      <w:r>
+        <w:rPr>
+          <w:rFonts w:ascii="Consolas" w:cs="Consolas" w:eastAsia="Consolas" w:hAnsi="Consolas"/>
+          <w:shd w:fill="F2F2F2" w:val="clear"/>
+        </w:rPr>
+        <w:t xml:space="preserve">Go-http-client</w:t>
+      </w:r>
+      <w:r>
+        <w:rPr>
+          <w:rFonts w:ascii="Microsoft YaHei" w:cs="Microsoft YaHei" w:eastAsia="Microsoft YaHei" w:hAnsi="Microsoft YaHei"/>
+        </w:rPr>
+        <w:t xml:space="preserve">、</w:t>
+      </w:r>
+      <w:r>
+        <w:rPr>
+          <w:rFonts w:ascii="Consolas" w:cs="Consolas" w:eastAsia="Consolas" w:hAnsi="Consolas"/>
+          <w:shd w:fill="F2F2F2" w:val="clear"/>
+        </w:rPr>
+        <w:t xml:space="preserve">Scrapy</w:t>
+      </w:r>
+      <w:r>
+        <w:rPr>
+          <w:rFonts w:ascii="Microsoft YaHei" w:cs="Microsoft YaHei" w:eastAsia="Microsoft YaHei" w:hAnsi="Microsoft YaHei"/>
+        </w:rPr>
+        <w:t xml:space="preserve">。</w:t>
+      </w:r>
+    </w:p>
+    <w:p>
+      <w:pPr>
+        <w:pBdr>
+          <w:left w:val="single" w:color="E0A800" w:sz="12"/>
+        </w:pBdr>
+        <w:shd w:fill="FFF8E1" w:val="clear"/>
+        <w:spacing w:after="120" w:before="120"/>
+        <w:ind w:left="240"/>
+      </w:pPr>
+      <w:r>
+        <w:rPr>
+          <w:rFonts w:ascii="Microsoft YaHei" w:cs="Microsoft YaHei" w:eastAsia="Microsoft YaHei" w:hAnsi="Microsoft YaHei"/>
+        </w:rPr>
+        <w:t xml:space="preserve">如果日志路径不对，先跑 </w:t>
+      </w:r>
+      <w:r>
+        <w:rPr>
+          <w:rFonts w:ascii="Consolas" w:cs="Consolas" w:eastAsia="Consolas" w:hAnsi="Consolas"/>
+          <w:shd w:fill="F2F2F2" w:val="clear"/>
+        </w:rPr>
+        <w:t xml:space="preserve">ls /www/wwwlogs/ | head</w:t>
+      </w:r>
+      <w:r>
+        <w:rPr>
+          <w:rFonts w:ascii="Microsoft YaHei" w:cs="Microsoft YaHei" w:eastAsia="Microsoft YaHei" w:hAnsi="Microsoft YaHei"/>
+        </w:rPr>
+        <w:t xml:space="preserve"> 看实际文件名，发我截图。</w:t>
+      </w:r>
+    </w:p>
+    <w:p>
+      <w:pPr>
+        <w:pStyle w:val="Heading3"/>
+        <w:spacing w:after="120" w:before="240"/>
+      </w:pPr>
+      <w:r>
+        <w:rPr>
+          <w:rFonts w:ascii="Microsoft YaHei" w:cs="Microsoft YaHei" w:eastAsia="Microsoft YaHei" w:hAnsi="Microsoft YaHei"/>
+        </w:rPr>
+        <w:t xml:space="preserve">爬虫要不要拦</w:t>
+      </w:r>
+    </w:p>
+    <w:p>
+      <w:pPr>
+        <w:spacing w:after="60" w:before="60"/>
+      </w:pPr>
+      <w:r>
+        <w:rPr>
+          <w:rFonts w:ascii="Microsoft YaHei" w:cs="Microsoft YaHei" w:eastAsia="Microsoft YaHei" w:hAnsi="Microsoft YaHei"/>
+          <w:b/>
+          <w:bCs/>
+        </w:rPr>
+        <w:t xml:space="preserve">不要。</w:t>
+      </w:r>
+      <w:r>
+        <w:rPr>
+          <w:rFonts w:ascii="Microsoft YaHei" w:cs="Microsoft YaHei" w:eastAsia="Microsoft YaHei" w:hAnsi="Microsoft YaHei"/>
+        </w:rPr>
+        <w:t xml:space="preserve"> 一天几个请求不消耗什么，而且 GPTBot / ClaudeBot / PerplexityBot</w:t>
+      </w:r>
+    </w:p>
+    <w:p>
+      <w:pPr>
+        <w:spacing w:after="60" w:before="60"/>
+      </w:pPr>
+      <w:r>
+        <w:rPr>
+          <w:rFonts w:ascii="Microsoft YaHei" w:cs="Microsoft YaHei" w:eastAsia="Microsoft YaHei" w:hAnsi="Microsoft YaHei"/>
+        </w:rPr>
+        <w:t xml:space="preserve">是我们</w:t>
+      </w:r>
+      <w:r>
+        <w:rPr>
+          <w:rFonts w:ascii="Microsoft YaHei" w:cs="Microsoft YaHei" w:eastAsia="Microsoft YaHei" w:hAnsi="Microsoft YaHei"/>
+          <w:b/>
+          <w:bCs/>
+        </w:rPr>
+        <w:t xml:space="preserve">主动希望它来的</w:t>
+      </w:r>
+      <w:r>
+        <w:rPr>
+          <w:rFonts w:ascii="Microsoft YaHei" w:cs="Microsoft YaHei" w:eastAsia="Microsoft YaHei" w:hAnsi="Microsoft YaHei"/>
+        </w:rPr>
+        <w:t xml:space="preserve"> —— AI 引用就靠它们抓。robots.txt 里这几个是明确 Allow 的。</w:t>
+      </w:r>
+    </w:p>
+    <w:p>
+      <w:pPr>
+        <w:spacing w:after="60" w:before="60"/>
+      </w:pPr>
+      <w:r>
+        <w:rPr>
+          <w:rFonts w:ascii="Microsoft YaHei" w:cs="Microsoft YaHei" w:eastAsia="Microsoft YaHei" w:hAnsi="Microsoft YaHei"/>
+          <w:b/>
+          <w:bCs/>
+        </w:rPr>
+        <w:t xml:space="preserve">唯一要做的事是：别把它当线索去跟进。</w:t>
+      </w:r>
+    </w:p>
+    <w:p>
+      <w:pPr>
+        <w:pBdr>
+          <w:bottom w:val="single" w:color="CCCCCC" w:sz="6"/>
+        </w:pBdr>
+        <w:spacing w:after="160" w:before="160"/>
+      </w:pPr>
+    </w:p>
+    <w:p>
+      <w:pPr>
+        <w:pStyle w:val="Heading2"/>
+        <w:spacing w:after="120" w:before="240"/>
+      </w:pPr>
+      <w:r>
+        <w:rPr>
+          <w:rFonts w:ascii="Microsoft YaHei" w:cs="Microsoft YaHei" w:eastAsia="Microsoft YaHei" w:hAnsi="Microsoft YaHei"/>
+        </w:rPr>
+        <w:t xml:space="preserve">3d. 爬虫要不要封 —— 2026-09-10 的完整结论</w:t>
+      </w:r>
+    </w:p>
+    <w:p>
+      <w:pPr>
+        <w:spacing w:after="60" w:before="60"/>
+      </w:pPr>
+      <w:r>
+        <w:rPr>
+          <w:rFonts w:ascii="Microsoft YaHei" w:cs="Microsoft YaHei" w:eastAsia="Microsoft YaHei" w:hAnsi="Microsoft YaHei"/>
+        </w:rPr>
+        <w:t xml:space="preserve">甲方 2026-09-10 想封掉「一直在线的新加坡访客」。</w:t>
+      </w:r>
+      <w:r>
+        <w:rPr>
+          <w:rFonts w:ascii="Microsoft YaHei" w:cs="Microsoft YaHei" w:eastAsia="Microsoft YaHei" w:hAnsi="Microsoft YaHei"/>
+          <w:b/>
+          <w:bCs/>
+        </w:rPr>
+        <w:t xml:space="preserve">结论是不要按国家封</w:t>
+      </w:r>
+      <w:r>
+        <w:rPr>
+          <w:rFonts w:ascii="Microsoft YaHei" w:cs="Microsoft YaHei" w:eastAsia="Microsoft YaHei" w:hAnsi="Microsoft YaHei"/>
+        </w:rPr>
+        <w:t xml:space="preserve">，</w:t>
+      </w:r>
+    </w:p>
+    <w:p>
+      <w:pPr>
+        <w:spacing w:after="60" w:before="60"/>
+      </w:pPr>
+      <w:r>
+        <w:rPr>
+          <w:rFonts w:ascii="Microsoft YaHei" w:cs="Microsoft YaHei" w:eastAsia="Microsoft YaHei" w:hAnsi="Microsoft YaHei"/>
+        </w:rPr>
+        <w:t xml:space="preserve">理由和替代做法都在这里，因为这个决定每隔几个月就会重新提一次。</w:t>
+      </w:r>
+    </w:p>
+    <w:p>
+      <w:pPr>
+        <w:pStyle w:val="Heading3"/>
+        <w:spacing w:after="120" w:before="240"/>
+      </w:pPr>
+      <w:r>
+        <w:rPr>
+          <w:rFonts w:ascii="Microsoft YaHei" w:cs="Microsoft YaHei" w:eastAsia="Microsoft YaHei" w:hAnsi="Microsoft YaHei"/>
+        </w:rPr>
+        <w:t xml:space="preserve">先分清两种日志，否则怎么查都查不对</w:t>
+      </w:r>
+    </w:p>
+    <w:tbl>
+      <w:tblPr>
+        <w:tblW w:type="dxa" w:w="9360"/>
+        <w:tblBorders>
+          <w:top w:val="single" w:color="auto" w:sz="4"/>
+          <w:left w:val="single" w:color="auto" w:sz="4"/>
+          <w:bottom w:val="single" w:color="auto" w:sz="4"/>
+          <w:right w:val="single" w:color="auto" w:sz="4"/>
+          <w:insideH w:val="single" w:color="auto" w:sz="4"/>
+          <w:insideV w:val="single" w:color="auto" w:sz="4"/>
+        </w:tblBorders>
+      </w:tblPr>
+      <w:tblGrid>
+        <w:gridCol w:w="4680"/>
+        <w:gridCol w:w="4680"/>
+      </w:tblGrid>
+      <w:tr>
+        <w:trPr>
+          <w:tblHeader/>
+        </w:trPr>
+        <w:tc>
+          <w:tcPr>
+            <w:tcW w:type="dxa" w:w="4680"/>
+            <w:shd w:fill="EDEDED" w:val="clear"/>
+            <w:tcMar>
+              <w:top w:type="dxa" w:w="60"/>
+              <w:left w:type="dxa" w:w="100"/>
+              <w:bottom w:type="dxa" w:w="60"/>
+              <w:right w:type="dxa" w:w="100"/>
+            </w:tcMar>
+          </w:tcPr>
+          <w:p>
+            <w:pPr>
+              <w:spacing w:after="0" w:before="0"/>
+            </w:pPr>
+            <w:r>
+              <w:rPr>
+                <w:rFonts w:ascii="Microsoft YaHei" w:cs="Microsoft YaHei" w:eastAsia="Microsoft YaHei" w:hAnsi="Microsoft YaHei"/>
+                <w:b/>
+                <w:bCs/>
+              </w:rPr>
+              <w:t xml:space="preserve">你在哪看</w:t>
+            </w:r>
+          </w:p>
+        </w:tc>
+        <w:tc>
+          <w:tcPr>
+            <w:tcW w:type="dxa" w:w="4680"/>
+            <w:shd w:fill="EDEDED" w:val="clear"/>
+            <w:tcMar>
+              <w:top w:type="dxa" w:w="60"/>
+              <w:left w:type="dxa" w:w="100"/>
+              <w:bottom w:type="dxa" w:w="60"/>
+              <w:right w:type="dxa" w:w="100"/>
+            </w:tcMar>
+          </w:tcPr>
+          <w:p>
+            <w:pPr>
+              <w:spacing w:after="0" w:before="0"/>
+            </w:pPr>
+            <w:r>
+              <w:rPr>
+                <w:rFonts w:ascii="Microsoft YaHei" w:cs="Microsoft YaHei" w:eastAsia="Microsoft YaHei" w:hAnsi="Microsoft YaHei"/>
+                <w:b/>
+                <w:bCs/>
+              </w:rPr>
+              <w:t xml:space="preserve">它看到的是谁</w:t>
+            </w:r>
+          </w:p>
+        </w:tc>
+      </w:tr>
+      <w:tr>
+        <w:trPr>
+          <w:tblHeader w:val="false"/>
+        </w:trPr>
+        <w:tc>
+          <w:tcPr>
+            <w:tcW w:type="dxa" w:w="4680"/>
+            <w:tcMar>
+              <w:top w:type="dxa" w:w="60"/>
+              <w:left w:type="dxa" w:w="100"/>
+              <w:bottom w:type="dxa" w:w="60"/>
+              <w:right w:type="dxa" w:w="100"/>
+            </w:tcMar>
+          </w:tcPr>
+          <w:p>
+            <w:pPr>
+              <w:spacing w:after="0" w:before="0"/>
+            </w:pPr>
+            <w:r>
+              <w:rPr>
+                <w:rFonts w:ascii="Microsoft YaHei" w:cs="Microsoft YaHei" w:eastAsia="Microsoft YaHei" w:hAnsi="Microsoft YaHei"/>
+                <w:b/>
+                <w:bCs/>
+              </w:rPr>
+              <w:t xml:space="preserve">Clarity / Google Analytics</w:t>
+            </w:r>
+          </w:p>
+        </w:tc>
+        <w:tc>
+          <w:tcPr>
+            <w:tcW w:type="dxa" w:w="4680"/>
+            <w:tcMar>
+              <w:top w:type="dxa" w:w="60"/>
+              <w:left w:type="dxa" w:w="100"/>
+              <w:bottom w:type="dxa" w:w="60"/>
+              <w:right w:type="dxa" w:w="100"/>
+            </w:tcMar>
+          </w:tcPr>
+          <w:p>
+            <w:pPr>
+              <w:spacing w:after="0" w:before="0"/>
+            </w:pPr>
+            <w:r>
+              <w:rPr>
+                <w:rFonts w:ascii="Microsoft YaHei" w:cs="Microsoft YaHei" w:eastAsia="Microsoft YaHei" w:hAnsi="Microsoft YaHei"/>
+                <w:b/>
+                <w:bCs/>
+              </w:rPr>
+              <w:t xml:space="preserve">真实访客</w:t>
+            </w:r>
+            <w:r>
+              <w:rPr>
+                <w:rFonts w:ascii="Microsoft YaHei" w:cs="Microsoft YaHei" w:eastAsia="Microsoft YaHei" w:hAnsi="Microsoft YaHei"/>
+              </w:rPr>
+              <w:t xml:space="preserve">。它们是浏览器里跑的 JS，拿到的是访客自己的位置。</w:t>
+            </w:r>
+            <w:r>
+              <w:rPr>
+                <w:rFonts w:ascii="Microsoft YaHei" w:cs="Microsoft YaHei" w:eastAsia="Microsoft YaHei" w:hAnsi="Microsoft YaHei"/>
+                <w:b/>
+                <w:bCs/>
+              </w:rPr>
+              <w:t xml:space="preserve">Clarity 说新加坡，人就真在新加坡</w:t>
+            </w:r>
+          </w:p>
+        </w:tc>
+      </w:tr>
+      <w:tr>
+        <w:trPr>
+          <w:tblHeader w:val="false"/>
+        </w:trPr>
+        <w:tc>
+          <w:tcPr>
+            <w:tcW w:type="dxa" w:w="4680"/>
+            <w:tcMar>
+              <w:top w:type="dxa" w:w="60"/>
+              <w:left w:type="dxa" w:w="100"/>
+              <w:bottom w:type="dxa" w:w="60"/>
+              <w:right w:type="dxa" w:w="100"/>
+            </w:tcMar>
+          </w:tcPr>
+          <w:p>
+            <w:pPr>
+              <w:spacing w:after="0" w:before="0"/>
+            </w:pPr>
+            <w:r>
+              <w:rPr>
+                <w:rFonts w:ascii="Microsoft YaHei" w:cs="Microsoft YaHei" w:eastAsia="Microsoft YaHei" w:hAnsi="Microsoft YaHei"/>
+                <w:b/>
+                <w:bCs/>
+              </w:rPr>
+              <w:t xml:space="preserve">服务器 nginx 日志</w:t>
+            </w:r>
+          </w:p>
+        </w:tc>
+        <w:tc>
+          <w:tcPr>
+            <w:tcW w:type="dxa" w:w="4680"/>
+            <w:tcMar>
+              <w:top w:type="dxa" w:w="60"/>
+              <w:left w:type="dxa" w:w="100"/>
+              <w:bottom w:type="dxa" w:w="60"/>
+              <w:right w:type="dxa" w:w="100"/>
+            </w:tcMar>
+          </w:tcPr>
+          <w:p>
+            <w:pPr>
+              <w:spacing w:after="0" w:before="0"/>
+            </w:pPr>
+            <w:r>
+              <w:rPr>
+                <w:rFonts w:ascii="Microsoft YaHei" w:cs="Microsoft YaHei" w:eastAsia="Microsoft YaHei" w:hAnsi="Microsoft YaHei"/>
+                <w:b/>
+                <w:bCs/>
+              </w:rPr>
+              <w:t xml:space="preserve">Cloudflare 回源节点</w:t>
+            </w:r>
+            <w:r>
+              <w:rPr>
+                <w:rFonts w:ascii="Microsoft YaHei" w:cs="Microsoft YaHei" w:eastAsia="Microsoft YaHei" w:hAnsi="Microsoft YaHei"/>
+              </w:rPr>
+              <w:t xml:space="preserve">。多伦多、洛杉矶、新加坡都是 CF 的节点位置，</w:t>
+            </w:r>
+            <w:r>
+              <w:rPr>
+                <w:rFonts w:ascii="Microsoft YaHei" w:cs="Microsoft YaHei" w:eastAsia="Microsoft YaHei" w:hAnsi="Microsoft YaHei"/>
+                <w:b/>
+                <w:bCs/>
+              </w:rPr>
+              <w:t xml:space="preserve">和访客在哪毫无关系</w:t>
+            </w:r>
+          </w:p>
+        </w:tc>
+      </w:tr>
+    </w:tbl>
+    <w:p>
+      <w:pPr>
+        <w:spacing w:after="120"/>
+      </w:pPr>
+    </w:p>
+    <w:p>
+      <w:pPr>
+        <w:spacing w:after="60" w:before="60"/>
+      </w:pPr>
+      <w:r>
+        <w:rPr>
+          <w:rFonts w:ascii="Microsoft YaHei" w:cs="Microsoft YaHei" w:eastAsia="Microsoft YaHei" w:hAnsi="Microsoft YaHei"/>
+          <w:b/>
+          <w:bCs/>
+        </w:rPr>
+        <w:t xml:space="preserve">这是最容易搞错的一点。</w:t>
+      </w:r>
+      <w:r>
+        <w:rPr>
+          <w:rFonts w:ascii="Microsoft YaHei" w:cs="Microsoft YaHei" w:eastAsia="Microsoft YaHei" w:hAnsi="Microsoft YaHei"/>
+        </w:rPr>
+        <w:t xml:space="preserve"> 服务器日志里那些 </w:t>
+      </w:r>
+      <w:r>
+        <w:rPr>
+          <w:rFonts w:ascii="Consolas" w:cs="Consolas" w:eastAsia="Consolas" w:hAnsi="Consolas"/>
+          <w:shd w:fill="F2F2F2" w:val="clear"/>
+        </w:rPr>
+        <w:t xml:space="preserve">104.22.x.x</w:t>
+      </w:r>
+      <w:r>
+        <w:rPr>
+          <w:rFonts w:ascii="Microsoft YaHei" w:cs="Microsoft YaHei" w:eastAsia="Microsoft YaHei" w:hAnsi="Microsoft YaHei"/>
+        </w:rPr>
+        <w:t xml:space="preserve">、</w:t>
+      </w:r>
+      <w:r>
+        <w:rPr>
+          <w:rFonts w:ascii="Consolas" w:cs="Consolas" w:eastAsia="Consolas" w:hAnsi="Consolas"/>
+          <w:shd w:fill="F2F2F2" w:val="clear"/>
+        </w:rPr>
+        <w:t xml:space="preserve">172.64–71.x.x</w:t>
+      </w:r>
+      <w:r>
+        <w:rPr>
+          <w:rFonts w:ascii="Microsoft YaHei" w:cs="Microsoft YaHei" w:eastAsia="Microsoft YaHei" w:hAnsi="Microsoft YaHei"/>
+        </w:rPr>
+        <w:t xml:space="preserve">、</w:t>
+      </w:r>
+    </w:p>
+    <w:p>
+      <w:pPr>
+        <w:spacing w:after="60" w:before="60"/>
+      </w:pPr>
+      <w:r>
+        <w:rPr>
+          <w:rFonts w:ascii="Consolas" w:cs="Consolas" w:eastAsia="Consolas" w:hAnsi="Consolas"/>
+          <w:shd w:fill="F2F2F2" w:val="clear"/>
+        </w:rPr>
+        <w:t xml:space="preserve">162.158.x.x</w:t>
+      </w:r>
+      <w:r>
+        <w:rPr>
+          <w:rFonts w:ascii="Microsoft YaHei" w:cs="Microsoft YaHei" w:eastAsia="Microsoft YaHei" w:hAnsi="Microsoft YaHei"/>
+        </w:rPr>
+        <w:t xml:space="preserve"> 全是 Cloudflare 自己的 IP。在服务器上 </w:t>
+      </w:r>
+      <w:r>
+        <w:rPr>
+          <w:rFonts w:ascii="Consolas" w:cs="Consolas" w:eastAsia="Consolas" w:hAnsi="Consolas"/>
+          <w:shd w:fill="F2F2F2" w:val="clear"/>
+        </w:rPr>
+        <w:t xml:space="preserve">iptables</w:t>
+      </w:r>
+      <w:r>
+        <w:rPr>
+          <w:rFonts w:ascii="Microsoft YaHei" w:cs="Microsoft YaHei" w:eastAsia="Microsoft YaHei" w:hAnsi="Microsoft YaHei"/>
+        </w:rPr>
+        <w:t xml:space="preserve"> 封它们，</w:t>
+      </w:r>
+    </w:p>
+    <w:p>
+      <w:pPr>
+        <w:spacing w:after="60" w:before="60"/>
+      </w:pPr>
+      <w:r>
+        <w:rPr>
+          <w:rFonts w:ascii="Microsoft YaHei" w:cs="Microsoft YaHei" w:eastAsia="Microsoft YaHei" w:hAnsi="Microsoft YaHei"/>
+        </w:rPr>
+        <w:t xml:space="preserve">封掉的是 Cloudflare，不是爬虫。</w:t>
+      </w:r>
+    </w:p>
+    <w:p>
+      <w:pPr>
+        <w:pStyle w:val="Heading3"/>
+        <w:spacing w:after="120" w:before="240"/>
+      </w:pPr>
+      <w:r>
+        <w:rPr>
+          <w:rFonts w:ascii="Microsoft YaHei" w:cs="Microsoft YaHei" w:eastAsia="Microsoft YaHei" w:hAnsi="Microsoft YaHei"/>
+        </w:rPr>
+        <w:t xml:space="preserve">那批扫 .php 的请求：无害，不用管</w:t>
+      </w:r>
+    </w:p>
+    <w:p>
+      <w:pPr>
+        <w:spacing w:after="60" w:before="60"/>
+      </w:pPr>
+      <w:r>
+        <w:rPr>
+          <w:rFonts w:ascii="Microsoft YaHei" w:cs="Microsoft YaHei" w:eastAsia="Microsoft YaHei" w:hAnsi="Microsoft YaHei"/>
+        </w:rPr>
+        <w:t xml:space="preserve">日志里会看到大量 </w:t>
+      </w:r>
+      <w:r>
+        <w:rPr>
+          <w:rFonts w:ascii="Consolas" w:cs="Consolas" w:eastAsia="Consolas" w:hAnsi="Consolas"/>
+          <w:shd w:fill="F2F2F2" w:val="clear"/>
+        </w:rPr>
+        <w:t xml:space="preserve">/zz.php</w:t>
+      </w:r>
+      <w:r>
+        <w:rPr>
+          <w:rFonts w:ascii="Microsoft YaHei" w:cs="Microsoft YaHei" w:eastAsia="Microsoft YaHei" w:hAnsi="Microsoft YaHei"/>
+        </w:rPr>
+        <w:t xml:space="preserve">、</w:t>
+      </w:r>
+      <w:r>
+        <w:rPr>
+          <w:rFonts w:ascii="Consolas" w:cs="Consolas" w:eastAsia="Consolas" w:hAnsi="Consolas"/>
+          <w:shd w:fill="F2F2F2" w:val="clear"/>
+        </w:rPr>
+        <w:t xml:space="preserve">/wp-admin/</w:t>
+      </w:r>
+      <w:r>
+        <w:rPr>
+          <w:rFonts w:ascii="Microsoft YaHei" w:cs="Microsoft YaHei" w:eastAsia="Microsoft YaHei" w:hAnsi="Microsoft YaHei"/>
+        </w:rPr>
+        <w:t xml:space="preserve">、</w:t>
+      </w:r>
+      <w:r>
+        <w:rPr>
+          <w:rFonts w:ascii="Consolas" w:cs="Consolas" w:eastAsia="Consolas" w:hAnsi="Consolas"/>
+          <w:shd w:fill="F2F2F2" w:val="clear"/>
+        </w:rPr>
+        <w:t xml:space="preserve">/.env</w:t>
+      </w:r>
+      <w:r>
+        <w:rPr>
+          <w:rFonts w:ascii="Microsoft YaHei" w:cs="Microsoft YaHei" w:eastAsia="Microsoft YaHei" w:hAnsi="Microsoft YaHei"/>
+        </w:rPr>
+        <w:t xml:space="preserve"> 之类的请求，</w:t>
+      </w:r>
+      <w:r>
+        <w:rPr>
+          <w:rFonts w:ascii="Microsoft YaHei" w:cs="Microsoft YaHei" w:eastAsia="Microsoft YaHei" w:hAnsi="Microsoft YaHei"/>
+          <w:b/>
+          <w:bCs/>
+        </w:rPr>
+        <w:t xml:space="preserve">全部 404</w:t>
+      </w:r>
+      <w:r>
+        <w:rPr>
+          <w:rFonts w:ascii="Microsoft YaHei" w:cs="Microsoft YaHei" w:eastAsia="Microsoft YaHei" w:hAnsi="Microsoft YaHei"/>
+        </w:rPr>
+        <w:t xml:space="preserve">。</w:t>
+      </w:r>
+    </w:p>
+    <w:p>
+      <w:pPr>
+        <w:spacing w:after="60" w:before="60"/>
+      </w:pPr>
+      <w:r>
+        <w:rPr>
+          <w:rFonts w:ascii="Microsoft YaHei" w:cs="Microsoft YaHei" w:eastAsia="Microsoft YaHei" w:hAnsi="Microsoft YaHei"/>
+          <w:b/>
+          <w:bCs/>
+        </w:rPr>
+        <w:t xml:space="preserve">我们的网站是静态导出的，服务器上没有任何 PHP 在执行。</w:t>
+      </w:r>
+      <w:r>
+        <w:rPr>
+          <w:rFonts w:ascii="Microsoft YaHei" w:cs="Microsoft YaHei" w:eastAsia="Microsoft YaHei" w:hAnsi="Microsoft YaHei"/>
+        </w:rPr>
+        <w:t xml:space="preserve"> 那是僵尸网络在全网</w:t>
+      </w:r>
+    </w:p>
+    <w:p>
+      <w:pPr>
+        <w:spacing w:after="60" w:before="60"/>
+      </w:pPr>
+      <w:r>
+        <w:rPr>
+          <w:rFonts w:ascii="Microsoft YaHei" w:cs="Microsoft YaHei" w:eastAsia="Microsoft YaHei" w:hAnsi="Microsoft YaHei"/>
+        </w:rPr>
+        <w:t xml:space="preserve">无差别扫已经被挂马的 WordPress 站点，我们不是 WordPress，它扫不到东西。</w:t>
+      </w:r>
+    </w:p>
+    <w:p>
+      <w:pPr>
+        <w:spacing w:after="60" w:before="60"/>
+      </w:pPr>
+      <w:r>
+        <w:rPr>
+          <w:rFonts w:ascii="Microsoft YaHei" w:cs="Microsoft YaHei" w:eastAsia="Microsoft YaHei" w:hAnsi="Microsoft YaHei"/>
+        </w:rPr>
+        <w:t xml:space="preserve">每个公网站点每天都有这种流量。</w:t>
+      </w:r>
+      <w:r>
+        <w:rPr>
+          <w:rFonts w:ascii="Microsoft YaHei" w:cs="Microsoft YaHei" w:eastAsia="Microsoft YaHei" w:hAnsi="Microsoft YaHei"/>
+          <w:b/>
+          <w:bCs/>
+        </w:rPr>
+        <w:t xml:space="preserve">不需要做任何事。</w:t>
+      </w:r>
+    </w:p>
+    <w:p>
+      <w:pPr>
+        <w:pStyle w:val="Heading3"/>
+        <w:spacing w:after="120" w:before="240"/>
+      </w:pPr>
+      <w:r>
+        <w:rPr>
+          <w:rFonts w:ascii="Microsoft YaHei" w:cs="Microsoft YaHei" w:eastAsia="Microsoft YaHei" w:hAnsi="Microsoft YaHei"/>
+        </w:rPr>
+        <w:t xml:space="preserve">为什么不按国家封新加坡</w:t>
+      </w:r>
+    </w:p>
+    <w:p>
+      <w:pPr>
+        <w:spacing w:after="40" w:before="40"/>
+        <w:ind w:left="360"/>
+      </w:pPr>
+      <w:r>
+        <w:rPr>
+          <w:rFonts w:ascii="Microsoft YaHei" w:cs="Microsoft YaHei" w:eastAsia="Microsoft YaHei" w:hAnsi="Microsoft YaHei"/>
+        </w:rPr>
+        <w:t xml:space="preserve">1. </w:t>
+      </w:r>
+      <w:r>
+        <w:rPr>
+          <w:rFonts w:ascii="Microsoft YaHei" w:cs="Microsoft YaHei" w:eastAsia="Microsoft YaHei" w:hAnsi="Microsoft YaHei"/>
+          <w:b/>
+          <w:bCs/>
+        </w:rPr>
+        <w:t xml:space="preserve">新加坡是目标市场。</w:t>
+      </w:r>
+      <w:r>
+        <w:rPr>
+          <w:rFonts w:ascii="Microsoft YaHei" w:cs="Microsoft YaHei" w:eastAsia="Microsoft YaHei" w:hAnsi="Microsoft YaHei"/>
+        </w:rPr>
+        <w:t xml:space="preserve"> 需求数据里东南亚曝光 21 次，与欧洲并列第一，</w:t>
+      </w:r>
+    </w:p>
+    <w:p>
+      <w:pPr>
+        <w:spacing w:after="60" w:before="60"/>
+      </w:pPr>
+      <w:r>
+        <w:rPr>
+          <w:rFonts w:ascii="Microsoft YaHei" w:cs="Microsoft YaHei" w:eastAsia="Microsoft YaHei" w:hAnsi="Microsoft YaHei"/>
+        </w:rPr>
+        <w:t xml:space="preserve">   高于美国的 13 次。新加坡是东南亚门五金的转口贸易枢纽。</w:t>
+      </w:r>
+    </w:p>
+    <w:p>
+      <w:pPr>
+        <w:spacing w:after="40" w:before="40"/>
+        <w:ind w:left="360"/>
+      </w:pPr>
+      <w:r>
+        <w:rPr>
+          <w:rFonts w:ascii="Microsoft YaHei" w:cs="Microsoft YaHei" w:eastAsia="Microsoft YaHei" w:hAnsi="Microsoft YaHei"/>
+        </w:rPr>
+        <w:t xml:space="preserve">2. </w:t>
+      </w:r>
+      <w:r>
+        <w:rPr>
+          <w:rFonts w:ascii="Microsoft YaHei" w:cs="Microsoft YaHei" w:eastAsia="Microsoft YaHei" w:hAnsi="Microsoft YaHei"/>
+          <w:b/>
+          <w:bCs/>
+        </w:rPr>
+        <w:t xml:space="preserve">在服务器上封不掉</w:t>
+      </w:r>
+      <w:r>
+        <w:rPr>
+          <w:rFonts w:ascii="Microsoft YaHei" w:cs="Microsoft YaHei" w:eastAsia="Microsoft YaHei" w:hAnsi="Microsoft YaHei"/>
+        </w:rPr>
+        <w:t xml:space="preserve">（见上面那张表）。</w:t>
+      </w:r>
+    </w:p>
+    <w:p>
+      <w:pPr>
+        <w:spacing w:after="40" w:before="40"/>
+        <w:ind w:left="360"/>
+      </w:pPr>
+      <w:r>
+        <w:rPr>
+          <w:rFonts w:ascii="Microsoft YaHei" w:cs="Microsoft YaHei" w:eastAsia="Microsoft YaHei" w:hAnsi="Microsoft YaHei"/>
+        </w:rPr>
+        <w:t xml:space="preserve">3. </w:t>
+      </w:r>
+      <w:r>
+        <w:rPr>
+          <w:rFonts w:ascii="Microsoft YaHei" w:cs="Microsoft YaHei" w:eastAsia="Microsoft YaHei" w:hAnsi="Microsoft YaHei"/>
+          <w:b/>
+          <w:bCs/>
+        </w:rPr>
+        <w:t xml:space="preserve">代价不对等</w:t>
+      </w:r>
+      <w:r>
+        <w:rPr>
+          <w:rFonts w:ascii="Microsoft YaHei" w:cs="Microsoft YaHei" w:eastAsia="Microsoft YaHei" w:hAnsi="Microsoft YaHei"/>
+        </w:rPr>
+        <w:t xml:space="preserve">：换来每天少 7 条脏数据，代价是可能拦掉一个真买家，</w:t>
+      </w:r>
+    </w:p>
+    <w:p>
+      <w:pPr>
+        <w:spacing w:after="60" w:before="60"/>
+      </w:pPr>
+      <w:r>
+        <w:rPr>
+          <w:rFonts w:ascii="Microsoft YaHei" w:cs="Microsoft YaHei" w:eastAsia="Microsoft YaHei" w:hAnsi="Microsoft YaHei"/>
+        </w:rPr>
+        <w:t xml:space="preserve">   而且你永远不会知道丢了谁。</w:t>
+      </w:r>
+    </w:p>
+    <w:p>
+      <w:pPr>
+        <w:pStyle w:val="Heading3"/>
+        <w:spacing w:after="120" w:before="240"/>
+      </w:pPr>
+      <w:r>
+        <w:rPr>
+          <w:rFonts w:ascii="Microsoft YaHei" w:cs="Microsoft YaHei" w:eastAsia="Microsoft YaHei" w:hAnsi="Microsoft YaHei"/>
+        </w:rPr>
+        <w:t xml:space="preserve">真正的代价是分析数据被污染</w:t>
+      </w:r>
+    </w:p>
+    <w:p>
+      <w:pPr>
+        <w:spacing w:after="60" w:before="60"/>
+      </w:pPr>
+      <w:r>
+        <w:rPr>
+          <w:rFonts w:ascii="Microsoft YaHei" w:cs="Microsoft YaHei" w:eastAsia="Microsoft YaHei" w:hAnsi="Microsoft YaHei"/>
+        </w:rPr>
+        <w:t xml:space="preserve">一天 7–11 次访问对服务器毫无负担。它的伤害是进了 GA 的新用户计数、</w:t>
+      </w:r>
+    </w:p>
+    <w:p>
+      <w:pPr>
+        <w:spacing w:after="60" w:before="60"/>
+      </w:pPr>
+      <w:r>
+        <w:rPr>
+          <w:rFonts w:ascii="Microsoft YaHei" w:cs="Microsoft YaHei" w:eastAsia="Microsoft YaHei" w:hAnsi="Microsoft YaHei"/>
+        </w:rPr>
+        <w:t xml:space="preserve">拉低平均停留时长、拉高跳出率。</w:t>
+      </w:r>
+      <w:r>
+        <w:rPr>
+          <w:rFonts w:ascii="Microsoft YaHei" w:cs="Microsoft YaHei" w:eastAsia="Microsoft YaHei" w:hAnsi="Microsoft YaHei"/>
+          <w:b/>
+          <w:bCs/>
+        </w:rPr>
+        <w:t xml:space="preserve">解决这个不需要封任何人。</w:t>
+      </w:r>
+    </w:p>
+    <w:p>
+      <w:pPr>
+        <w:pStyle w:val="Heading3"/>
+        <w:spacing w:after="120" w:before="240"/>
+      </w:pPr>
+      <w:r>
+        <w:rPr>
+          <w:rFonts w:ascii="Microsoft YaHei" w:cs="Microsoft YaHei" w:eastAsia="Microsoft YaHei" w:hAnsi="Microsoft YaHei"/>
+        </w:rPr>
+        <w:t xml:space="preserve">建议的三步，按顺序</w:t>
+      </w:r>
+    </w:p>
+    <w:p>
+      <w:pPr>
+        <w:spacing w:after="60" w:before="60"/>
+      </w:pPr>
+      <w:r>
+        <w:rPr>
+          <w:rFonts w:ascii="Microsoft YaHei" w:cs="Microsoft YaHei" w:eastAsia="Microsoft YaHei" w:hAnsi="Microsoft YaHei"/>
+          <w:b/>
+          <w:bCs/>
+        </w:rPr>
+        <w:t xml:space="preserve">① 开 Bot Fight Mode（免费，一个开关，最有效）</w:t>
+      </w:r>
+    </w:p>
+    <w:p>
+      <w:pPr>
+        <w:spacing w:after="60" w:before="60"/>
+      </w:pPr>
+      <w:r>
+        <w:rPr>
+          <w:rFonts w:ascii="Microsoft YaHei" w:cs="Microsoft YaHei" w:eastAsia="Microsoft YaHei" w:hAnsi="Microsoft YaHei"/>
+        </w:rPr>
+        <w:t xml:space="preserve">Cloudflare → </w:t>
+      </w:r>
+      <w:r>
+        <w:rPr>
+          <w:rFonts w:ascii="Microsoft YaHei" w:cs="Microsoft YaHei" w:eastAsia="Microsoft YaHei" w:hAnsi="Microsoft YaHei"/>
+          <w:b/>
+          <w:bCs/>
+        </w:rPr>
+        <w:t xml:space="preserve">Security</w:t>
+      </w:r>
+      <w:r>
+        <w:rPr>
+          <w:rFonts w:ascii="Microsoft YaHei" w:cs="Microsoft YaHei" w:eastAsia="Microsoft YaHei" w:hAnsi="Microsoft YaHei"/>
+        </w:rPr>
+        <w:t xml:space="preserve"> → </w:t>
+      </w:r>
+      <w:r>
+        <w:rPr>
+          <w:rFonts w:ascii="Microsoft YaHei" w:cs="Microsoft YaHei" w:eastAsia="Microsoft YaHei" w:hAnsi="Microsoft YaHei"/>
+          <w:b/>
+          <w:bCs/>
+        </w:rPr>
+        <w:t xml:space="preserve">Bots</w:t>
+      </w:r>
+      <w:r>
+        <w:rPr>
+          <w:rFonts w:ascii="Microsoft YaHei" w:cs="Microsoft YaHei" w:eastAsia="Microsoft YaHei" w:hAnsi="Microsoft YaHei"/>
+        </w:rPr>
+        <w:t xml:space="preserve"> → </w:t>
+      </w:r>
+      <w:r>
+        <w:rPr>
+          <w:rFonts w:ascii="Microsoft YaHei" w:cs="Microsoft YaHei" w:eastAsia="Microsoft YaHei" w:hAnsi="Microsoft YaHei"/>
+          <w:b/>
+          <w:bCs/>
+        </w:rPr>
+        <w:t xml:space="preserve">Bot Fight Mode</w:t>
+      </w:r>
+      <w:r>
+        <w:rPr>
+          <w:rFonts w:ascii="Microsoft YaHei" w:cs="Microsoft YaHei" w:eastAsia="Microsoft YaHei" w:hAnsi="Microsoft YaHei"/>
+        </w:rPr>
+        <w:t xml:space="preserve"> 打开。</w:t>
+      </w:r>
+    </w:p>
+    <w:p>
+      <w:pPr>
+        <w:spacing w:after="60" w:before="60"/>
+      </w:pPr>
+      <w:r>
+        <w:rPr>
+          <w:rFonts w:ascii="Microsoft YaHei" w:cs="Microsoft YaHei" w:eastAsia="Microsoft YaHei" w:hAnsi="Microsoft YaHei"/>
+        </w:rPr>
+        <w:t xml:space="preserve">它自动挑战非认证的自动化流量，**同时放行 Googlebot / Bingbot / ClaudeBot /</w:t>
+      </w:r>
+    </w:p>
+    <w:p>
+      <w:pPr>
+        <w:spacing w:after="60" w:before="60"/>
+      </w:pPr>
+      <w:r>
+        <w:rPr>
+          <w:rFonts w:ascii="Microsoft YaHei" w:cs="Microsoft YaHei" w:eastAsia="Microsoft YaHei" w:hAnsi="Microsoft YaHei"/>
+        </w:rPr>
+        <w:t xml:space="preserve">PerplexityBot 这些已验证爬虫** —— 那几个是我们主动希望它来的，AI 引用就靠它们抓，</w:t>
+      </w:r>
+    </w:p>
+    <w:p>
+      <w:pPr>
+        <w:spacing w:after="60" w:before="60"/>
+      </w:pPr>
+      <w:r>
+        <w:rPr>
+          <w:rFonts w:ascii="Microsoft YaHei" w:cs="Microsoft YaHei" w:eastAsia="Microsoft YaHei" w:hAnsi="Microsoft YaHei"/>
+        </w:rPr>
+        <w:t xml:space="preserve">robots.txt 里也是明确 Allow 的。</w:t>
+      </w:r>
+    </w:p>
+    <w:p>
+      <w:pPr>
+        <w:spacing w:after="60" w:before="60"/>
+      </w:pPr>
+      <w:r>
+        <w:rPr>
+          <w:rFonts w:ascii="Microsoft YaHei" w:cs="Microsoft YaHei" w:eastAsia="Microsoft YaHei" w:hAnsi="Microsoft YaHei"/>
+          <w:b/>
+          <w:bCs/>
+        </w:rPr>
+        <w:t xml:space="preserve">② 想更准，用「质询」不要用「拦截」</w:t>
+      </w:r>
+    </w:p>
+    <w:p>
+      <w:pPr>
+        <w:spacing w:after="60" w:before="60"/>
+      </w:pPr>
+      <w:r>
+        <w:rPr>
+          <w:rFonts w:ascii="Microsoft YaHei" w:cs="Microsoft YaHei" w:eastAsia="Microsoft YaHei" w:hAnsi="Microsoft YaHei"/>
+        </w:rPr>
+        <w:t xml:space="preserve">Cloudflare → </w:t>
+      </w:r>
+      <w:r>
+        <w:rPr>
+          <w:rFonts w:ascii="Microsoft YaHei" w:cs="Microsoft YaHei" w:eastAsia="Microsoft YaHei" w:hAnsi="Microsoft YaHei"/>
+          <w:b/>
+          <w:bCs/>
+        </w:rPr>
+        <w:t xml:space="preserve">Security</w:t>
+      </w:r>
+      <w:r>
+        <w:rPr>
+          <w:rFonts w:ascii="Microsoft YaHei" w:cs="Microsoft YaHei" w:eastAsia="Microsoft YaHei" w:hAnsi="Microsoft YaHei"/>
+        </w:rPr>
+        <w:t xml:space="preserve"> → </w:t>
+      </w:r>
+      <w:r>
+        <w:rPr>
+          <w:rFonts w:ascii="Microsoft YaHei" w:cs="Microsoft YaHei" w:eastAsia="Microsoft YaHei" w:hAnsi="Microsoft YaHei"/>
+          <w:b/>
+          <w:bCs/>
+        </w:rPr>
+        <w:t xml:space="preserve">WAF</w:t>
+      </w:r>
+      <w:r>
+        <w:rPr>
+          <w:rFonts w:ascii="Microsoft YaHei" w:cs="Microsoft YaHei" w:eastAsia="Microsoft YaHei" w:hAnsi="Microsoft YaHei"/>
+        </w:rPr>
+        <w:t xml:space="preserve"> → </w:t>
+      </w:r>
+      <w:r>
+        <w:rPr>
+          <w:rFonts w:ascii="Microsoft YaHei" w:cs="Microsoft YaHei" w:eastAsia="Microsoft YaHei" w:hAnsi="Microsoft YaHei"/>
+          <w:b/>
+          <w:bCs/>
+        </w:rPr>
+        <w:t xml:space="preserve">Custom rules</w:t>
+      </w:r>
+      <w:r>
+        <w:rPr>
+          <w:rFonts w:ascii="Microsoft YaHei" w:cs="Microsoft YaHei" w:eastAsia="Microsoft YaHei" w:hAnsi="Microsoft YaHei"/>
+        </w:rPr>
+        <w:t xml:space="preserve"> → Create rule。</w:t>
+      </w:r>
+    </w:p>
+    <w:p>
+      <w:pPr>
+        <w:spacing w:after="60" w:before="60"/>
+      </w:pPr>
+      <w:r>
+        <w:rPr>
+          <w:rFonts w:ascii="Microsoft YaHei" w:cs="Microsoft YaHei" w:eastAsia="Microsoft YaHei" w:hAnsi="Microsoft YaHei"/>
+        </w:rPr>
+        <w:t xml:space="preserve">表达式：</w:t>
+      </w:r>
+    </w:p>
+    <w:p>
+      <w:pPr>
+        <w:shd w:fill="F5F5F5" w:val="clear"/>
+        <w:spacing w:after="120" w:before="120"/>
+        <w:ind w:left="240"/>
+      </w:pPr>
+      <w:r>
+        <w:rPr>
+          <w:rFonts w:ascii="Consolas" w:cs="Consolas" w:eastAsia="Consolas" w:hAnsi="Consolas"/>
+          <w:sz w:val="20"/>
+          <w:szCs w:val="20"/>
+        </w:rPr>
+        <w:t xml:space="preserve">(ip.geoip.country eq "SG" and http.request.uri.path contains "/es/products/")</w:t>
+      </w:r>
+    </w:p>
+    <w:p>
+      <w:pPr>
+        <w:spacing w:after="60" w:before="60"/>
+      </w:pPr>
+      <w:r>
+        <w:rPr>
+          <w:rFonts w:ascii="Microsoft YaHei" w:cs="Microsoft YaHei" w:eastAsia="Microsoft YaHei" w:hAnsi="Microsoft YaHei"/>
+        </w:rPr>
+        <w:t xml:space="preserve">Action 选 </w:t>
+      </w:r>
+      <w:r>
+        <w:rPr>
+          <w:rFonts w:ascii="Microsoft YaHei" w:cs="Microsoft YaHei" w:eastAsia="Microsoft YaHei" w:hAnsi="Microsoft YaHei"/>
+          <w:b/>
+          <w:bCs/>
+        </w:rPr>
+        <w:t xml:space="preserve">Managed Challenge</w:t>
+      </w:r>
+      <w:r>
+        <w:rPr>
+          <w:rFonts w:ascii="Microsoft YaHei" w:cs="Microsoft YaHei" w:eastAsia="Microsoft YaHei" w:hAnsi="Microsoft YaHei"/>
+        </w:rPr>
+        <w:t xml:space="preserve">，</w:t>
+      </w:r>
+      <w:r>
+        <w:rPr>
+          <w:rFonts w:ascii="Microsoft YaHei" w:cs="Microsoft YaHei" w:eastAsia="Microsoft YaHei" w:hAnsi="Microsoft YaHei"/>
+          <w:b/>
+          <w:bCs/>
+        </w:rPr>
+        <w:t xml:space="preserve">不要选 Block</w:t>
+      </w:r>
+      <w:r>
+        <w:rPr>
+          <w:rFonts w:ascii="Microsoft YaHei" w:cs="Microsoft YaHei" w:eastAsia="Microsoft YaHei" w:hAnsi="Microsoft YaHei"/>
+        </w:rPr>
+        <w:t xml:space="preserve">。</w:t>
+      </w:r>
+    </w:p>
+    <w:p>
+      <w:pPr>
+        <w:pStyle w:val="ListParagraph"/>
+        <w:numPr>
+          <w:ilvl w:val="0"/>
+          <w:numId w:val="1"/>
+        </w:numPr>
+        <w:spacing w:after="40" w:before="40"/>
+      </w:pPr>
+      <w:r>
+        <w:rPr>
+          <w:rFonts w:ascii="Microsoft YaHei" w:cs="Microsoft YaHei" w:eastAsia="Microsoft YaHei" w:hAnsi="Microsoft YaHei"/>
+        </w:rPr>
+        <w:t xml:space="preserve">真人 0.5 秒无感通过</w:t>
+      </w:r>
+    </w:p>
+    <w:p>
+      <w:pPr>
+        <w:pStyle w:val="ListParagraph"/>
+        <w:numPr>
+          <w:ilvl w:val="0"/>
+          <w:numId w:val="1"/>
+        </w:numPr>
+        <w:spacing w:after="40" w:before="40"/>
+      </w:pPr>
+      <w:r>
+        <w:rPr>
+          <w:rFonts w:ascii="Microsoft YaHei" w:cs="Microsoft YaHei" w:eastAsia="Microsoft YaHei" w:hAnsi="Microsoft YaHei"/>
+        </w:rPr>
+        <w:t xml:space="preserve">脚本过不去</w:t>
+      </w:r>
+    </w:p>
+    <w:p>
+      <w:pPr>
+        <w:pStyle w:val="ListParagraph"/>
+        <w:numPr>
+          <w:ilvl w:val="0"/>
+          <w:numId w:val="1"/>
+        </w:numPr>
+        <w:spacing w:after="40" w:before="40"/>
+      </w:pPr>
+      <w:r>
+        <w:rPr>
+          <w:rFonts w:ascii="Microsoft YaHei" w:cs="Microsoft YaHei" w:eastAsia="Microsoft YaHei" w:hAnsi="Microsoft YaHei"/>
+          <w:b/>
+          <w:bCs/>
+        </w:rPr>
+        <w:t xml:space="preserve">万一真有新加坡买家，他不会被挡在门外</w:t>
+      </w:r>
+    </w:p>
+    <w:p>
+      <w:pPr>
+        <w:spacing w:after="60" w:before="60"/>
+      </w:pPr>
+      <w:r>
+        <w:rPr>
+          <w:rFonts w:ascii="Microsoft YaHei" w:cs="Microsoft YaHei" w:eastAsia="Microsoft YaHei" w:hAnsi="Microsoft YaHei"/>
+        </w:rPr>
+        <w:t xml:space="preserve">用 </w:t>
+      </w:r>
+      <w:r>
+        <w:rPr>
+          <w:rFonts w:ascii="Consolas" w:cs="Consolas" w:eastAsia="Consolas" w:hAnsi="Consolas"/>
+          <w:shd w:fill="F2F2F2" w:val="clear"/>
+        </w:rPr>
+        <w:t xml:space="preserve">/es/</w:t>
+      </w:r>
+      <w:r>
+        <w:rPr>
+          <w:rFonts w:ascii="Microsoft YaHei" w:cs="Microsoft YaHei" w:eastAsia="Microsoft YaHei" w:hAnsi="Microsoft YaHei"/>
+        </w:rPr>
+        <w:t xml:space="preserve">（西语）路径是因为那个爬虫只抓西语页面，而新加坡买家极不可能看西语站 ——</w:t>
+      </w:r>
+    </w:p>
+    <w:p>
+      <w:pPr>
+        <w:spacing w:after="60" w:before="60"/>
+      </w:pPr>
+      <w:r>
+        <w:rPr>
+          <w:rFonts w:ascii="Microsoft YaHei" w:cs="Microsoft YaHei" w:eastAsia="Microsoft YaHei" w:hAnsi="Microsoft YaHei"/>
+        </w:rPr>
+        <w:t xml:space="preserve">这个条件本身就把误伤降到最低。</w:t>
+      </w:r>
+    </w:p>
+    <w:p>
+      <w:pPr>
+        <w:spacing w:after="60" w:before="60"/>
+      </w:pPr>
+      <w:r>
+        <w:rPr>
+          <w:rFonts w:ascii="Microsoft YaHei" w:cs="Microsoft YaHei" w:eastAsia="Microsoft YaHei" w:hAnsi="Microsoft YaHei"/>
+          <w:b/>
+          <w:bCs/>
+        </w:rPr>
+        <w:t xml:space="preserve">③ 在 GA4 里把它过滤掉（这才真正解决「一直在线」的观感）</w:t>
+      </w:r>
+    </w:p>
+    <w:p>
+      <w:pPr>
+        <w:spacing w:after="60" w:before="60"/>
+      </w:pPr>
+      <w:r>
+        <w:rPr>
+          <w:rFonts w:ascii="Microsoft YaHei" w:cs="Microsoft YaHei" w:eastAsia="Microsoft YaHei" w:hAnsi="Microsoft YaHei"/>
+        </w:rPr>
+        <w:t xml:space="preserve">GA4 → 管理 → 数据设置 → 数据过滤器，或者在报告里加比较条件排除：</w:t>
+      </w:r>
+    </w:p>
+    <w:p>
+      <w:pPr>
+        <w:spacing w:after="60" w:before="60"/>
+      </w:pPr>
+      <w:r>
+        <w:rPr>
+          <w:rFonts w:ascii="Microsoft YaHei" w:cs="Microsoft YaHei" w:eastAsia="Microsoft YaHei" w:hAnsi="Microsoft YaHei"/>
+          <w:b/>
+          <w:bCs/>
+        </w:rPr>
+        <w:t xml:space="preserve">国家 = 新加坡 且 互动时长 &lt; 3 秒 且 页面数 = 1</w:t>
+      </w:r>
+      <w:r>
+        <w:rPr>
+          <w:rFonts w:ascii="Microsoft YaHei" w:cs="Microsoft YaHei" w:eastAsia="Microsoft YaHei" w:hAnsi="Microsoft YaHei"/>
+        </w:rPr>
+        <w:t xml:space="preserve">。</w:t>
+      </w:r>
+    </w:p>
+    <w:p>
+      <w:pPr>
+        <w:pStyle w:val="Heading3"/>
+        <w:spacing w:after="120" w:before="240"/>
+      </w:pPr>
+      <w:r>
+        <w:rPr>
+          <w:rFonts w:ascii="Microsoft YaHei" w:cs="Microsoft YaHei" w:eastAsia="Microsoft YaHei" w:hAnsi="Microsoft YaHei"/>
+        </w:rPr>
+        <w:t xml:space="preserve">唯一值得在服务器上封的那种</w:t>
+      </w:r>
+    </w:p>
+    <w:p>
+      <w:pPr>
+        <w:spacing w:after="60" w:before="60"/>
+      </w:pPr>
+      <w:r>
+        <w:rPr>
+          <w:rFonts w:ascii="Microsoft YaHei" w:cs="Microsoft YaHei" w:eastAsia="Microsoft YaHei" w:hAnsi="Microsoft YaHei"/>
+          <w:b/>
+          <w:bCs/>
+        </w:rPr>
+        <w:t xml:space="preserve">直连源站、绕过 Cloudflare 的 IP。</w:t>
+      </w:r>
+      <w:r>
+        <w:rPr>
+          <w:rFonts w:ascii="Microsoft YaHei" w:cs="Microsoft YaHei" w:eastAsia="Microsoft YaHei" w:hAnsi="Microsoft YaHei"/>
+        </w:rPr>
+        <w:t xml:space="preserve"> 2026-09-10 查到一个：</w:t>
+      </w:r>
+    </w:p>
+    <w:p>
+      <w:pPr>
+        <w:shd w:fill="F5F5F5" w:val="clear"/>
+        <w:spacing w:after="120" w:before="120"/>
+        <w:ind w:left="240"/>
+      </w:pPr>
+      <w:r>
+        <w:rPr>
+          <w:rFonts w:ascii="Consolas" w:cs="Consolas" w:eastAsia="Consolas" w:hAnsi="Consolas"/>
+          <w:sz w:val="20"/>
+          <w:szCs w:val="20"/>
+        </w:rPr>
+        <w:t xml:space="preserve">207.174.5.233  洛杉矶  AS153371 BACK WAVES LIMITED（机房）</w:t>
+      </w:r>
+    </w:p>
+    <w:p>
+      <w:pPr>
+        <w:spacing w:after="60" w:before="60"/>
+      </w:pPr>
+      <w:r>
+        <w:rPr>
+          <w:rFonts w:ascii="Microsoft YaHei" w:cs="Microsoft YaHei" w:eastAsia="Microsoft YaHei" w:hAnsi="Microsoft YaHei"/>
+        </w:rPr>
+        <w:t xml:space="preserve">它伪装成 Edge 浏览器，但住宅用户不会落在这种小众 IDC 的 AS 上。甲方当时决定不封。</w:t>
+      </w:r>
+    </w:p>
+    <w:p>
+      <w:pPr>
+        <w:spacing w:after="60" w:before="60"/>
+      </w:pPr>
+      <w:r>
+        <w:rPr>
+          <w:rFonts w:ascii="Microsoft YaHei" w:cs="Microsoft YaHei" w:eastAsia="Microsoft YaHei" w:hAnsi="Microsoft YaHei"/>
+          <w:b/>
+          <w:bCs/>
+        </w:rPr>
+        <w:t xml:space="preserve">如果以后要封这类直连 IP：</w:t>
+      </w:r>
+    </w:p>
+    <w:p>
+      <w:pPr>
+        <w:shd w:fill="F5F5F5" w:val="clear"/>
+        <w:spacing w:after="0" w:before="120"/>
+        <w:ind w:left="240"/>
+      </w:pPr>
+      <w:r>
+        <w:rPr>
+          <w:rFonts w:ascii="Consolas" w:cs="Consolas" w:eastAsia="Consolas" w:hAnsi="Consolas"/>
+          <w:sz w:val="20"/>
+          <w:szCs w:val="20"/>
+        </w:rPr>
+        <w:t xml:space="preserve">iptables -A INPUT -s 要封的IP -j DROP</w:t>
+      </w:r>
+    </w:p>
+    <w:p>
+      <w:pPr>
+        <w:shd w:fill="F5F5F5" w:val="clear"/>
+        <w:spacing w:after="120" w:before="0"/>
+        <w:ind w:left="240"/>
+      </w:pPr>
+      <w:r>
+        <w:rPr>
+          <w:rFonts w:ascii="Consolas" w:cs="Consolas" w:eastAsia="Consolas" w:hAnsi="Consolas"/>
+          <w:sz w:val="20"/>
+          <w:szCs w:val="20"/>
+        </w:rPr>
+        <w:t xml:space="preserve">iptables-save &gt; /etc/sysconfig/iptables</w:t>
+      </w:r>
+    </w:p>
+    <w:p>
+      <w:pPr>
+        <w:pBdr>
+          <w:left w:val="single" w:color="E0A800" w:sz="12"/>
+        </w:pBdr>
+        <w:shd w:fill="FFF8E1" w:val="clear"/>
+        <w:spacing w:after="120" w:before="120"/>
+        <w:ind w:left="240"/>
+      </w:pPr>
+      <w:r>
+        <w:rPr>
+          <w:rFonts w:ascii="Microsoft YaHei" w:cs="Microsoft YaHei" w:eastAsia="Microsoft YaHei" w:hAnsi="Microsoft YaHei"/>
+        </w:rPr>
+        <w:t xml:space="preserve">⚠ 第二行不能省，否则服务器一重启规则就没了。</w:t>
+      </w:r>
+    </w:p>
+    <w:p>
+      <w:pPr>
+        <w:pStyle w:val="Heading3"/>
+        <w:spacing w:after="120" w:before="240"/>
+      </w:pPr>
+      <w:r>
+        <w:rPr>
+          <w:rFonts w:ascii="Microsoft YaHei" w:cs="Microsoft YaHei" w:eastAsia="Microsoft YaHei" w:hAnsi="Microsoft YaHei"/>
+        </w:rPr>
+        <w:t xml:space="preserve">一个以后值得做、但不急的改进</w:t>
+      </w:r>
+    </w:p>
+    <w:p>
+      <w:pPr>
+        <w:spacing w:after="60" w:before="60"/>
+      </w:pPr>
+      <w:r>
+        <w:rPr>
+          <w:rFonts w:ascii="Microsoft YaHei" w:cs="Microsoft YaHei" w:eastAsia="Microsoft YaHei" w:hAnsi="Microsoft YaHei"/>
+        </w:rPr>
+        <w:t xml:space="preserve">服务器上 nginx 没有配 </w:t>
+      </w:r>
+      <w:r>
+        <w:rPr>
+          <w:rFonts w:ascii="Consolas" w:cs="Consolas" w:eastAsia="Consolas" w:hAnsi="Consolas"/>
+          <w:shd w:fill="F2F2F2" w:val="clear"/>
+        </w:rPr>
+        <w:t xml:space="preserve">real_ip</w:t>
+      </w:r>
+      <w:r>
+        <w:rPr>
+          <w:rFonts w:ascii="Microsoft YaHei" w:cs="Microsoft YaHei" w:eastAsia="Microsoft YaHei" w:hAnsi="Microsoft YaHei"/>
+        </w:rPr>
+        <w:t xml:space="preserve">，所以日志里记的全是 Cloudflare 节点 IP。</w:t>
+      </w:r>
+    </w:p>
+    <w:p>
+      <w:pPr>
+        <w:spacing w:after="60" w:before="60"/>
+      </w:pPr>
+      <w:r>
+        <w:rPr>
+          <w:rFonts w:ascii="Microsoft YaHei" w:cs="Microsoft YaHei" w:eastAsia="Microsoft YaHei" w:hAnsi="Microsoft YaHei"/>
+        </w:rPr>
+        <w:t xml:space="preserve">配了之后日志才能看到真实访客 IP，日志分析才有意义。</w:t>
+      </w:r>
+    </w:p>
+    <w:p>
+      <w:pPr>
+        <w:spacing w:after="60" w:before="60"/>
+      </w:pPr>
+      <w:r>
+        <w:rPr>
+          <w:rFonts w:ascii="Microsoft YaHei" w:cs="Microsoft YaHei" w:eastAsia="Microsoft YaHei" w:hAnsi="Microsoft YaHei"/>
+          <w:b/>
+          <w:bCs/>
+        </w:rPr>
+        <w:t xml:space="preserve">这不是今天的紧急事</w:t>
+      </w:r>
+      <w:r>
+        <w:rPr>
+          <w:rFonts w:ascii="Microsoft YaHei" w:cs="Microsoft YaHei" w:eastAsia="Microsoft YaHei" w:hAnsi="Microsoft YaHei"/>
+        </w:rPr>
+        <w:t xml:space="preserve"> —— 现在要判断访客真假，看 Clarity 比看日志准。</w:t>
+      </w:r>
+    </w:p>
+    <w:p>
+      <w:pPr>
+        <w:spacing w:after="60" w:before="60"/>
+      </w:pPr>
+      <w:r>
+        <w:rPr>
+          <w:rFonts w:ascii="Microsoft YaHei" w:cs="Microsoft YaHei" w:eastAsia="Microsoft YaHei" w:hAnsi="Microsoft YaHei"/>
+        </w:rPr>
+        <w:t xml:space="preserve">要做的时候跟我说，我给完整配置和验证步骤。</w:t>
+      </w:r>
+    </w:p>
+    <w:p>
+      <w:pPr>
+        <w:pBdr>
+          <w:bottom w:val="single" w:color="CCCCCC" w:sz="6"/>
+        </w:pBdr>
+        <w:spacing w:after="160" w:before="160"/>
+      </w:pPr>
+    </w:p>
+    <w:p>
+      <w:pPr>
+        <w:pStyle w:val="Heading2"/>
+        <w:spacing w:after="120" w:before="240"/>
+      </w:pPr>
+      <w:r>
+        <w:rPr>
+          <w:rFonts w:ascii="Microsoft YaHei" w:cs="Microsoft YaHei" w:eastAsia="Microsoft YaHei" w:hAnsi="Microsoft YaHei"/>
+        </w:rPr>
+        <w:t xml:space="preserve">3c. BAU 展商目录里的官网链接（免费的高质量外链）</w:t>
+      </w:r>
+    </w:p>
+    <w:p>
+      <w:pPr>
+        <w:spacing w:after="60" w:before="60"/>
+      </w:pPr>
+      <w:r>
+        <w:rPr>
+          <w:rFonts w:ascii="Microsoft YaHei" w:cs="Microsoft YaHei" w:eastAsia="Microsoft YaHei" w:hAnsi="Microsoft YaHei"/>
+        </w:rPr>
+        <w:t xml:space="preserve">2026-09-10 在 Clarity 里发现一个 referrer：</w:t>
+      </w:r>
+      <w:r>
+        <w:rPr>
+          <w:rFonts w:ascii="Consolas" w:cs="Consolas" w:eastAsia="Consolas" w:hAnsi="Consolas"/>
+          <w:shd w:fill="F2F2F2" w:val="clear"/>
+        </w:rPr>
+        <w:t xml:space="preserve">exhibitors.bau-muenchen.com</w:t>
+      </w:r>
+      <w:r>
+        <w:rPr>
+          <w:rFonts w:ascii="Microsoft YaHei" w:cs="Microsoft YaHei" w:eastAsia="Microsoft YaHei" w:hAnsi="Microsoft YaHei"/>
+        </w:rPr>
+        <w:t xml:space="preserve">。</w:t>
+      </w:r>
+    </w:p>
+    <w:p>
+      <w:pPr>
+        <w:spacing w:after="60" w:before="60"/>
+      </w:pPr>
+      <w:r>
+        <w:rPr>
+          <w:rFonts w:ascii="Microsoft YaHei" w:cs="Microsoft YaHei" w:eastAsia="Microsoft YaHei" w:hAnsi="Microsoft YaHei"/>
+        </w:rPr>
+        <w:t xml:space="preserve">那是 </w:t>
+      </w:r>
+      <w:r>
+        <w:rPr>
+          <w:rFonts w:ascii="Microsoft YaHei" w:cs="Microsoft YaHei" w:eastAsia="Microsoft YaHei" w:hAnsi="Microsoft YaHei"/>
+          <w:b/>
+          <w:bCs/>
+        </w:rPr>
+        <w:t xml:space="preserve">BAU 慕尼黑展的展商后台</w:t>
+      </w:r>
+      <w:r>
+        <w:rPr>
+          <w:rFonts w:ascii="Microsoft YaHei" w:cs="Microsoft YaHei" w:eastAsia="Microsoft YaHei" w:hAnsi="Microsoft YaHei"/>
+        </w:rPr>
+        <w:t xml:space="preserve">（Exhibitor Shop，订展位和服务的地方），</w:t>
+      </w:r>
+    </w:p>
+    <w:p>
+      <w:pPr>
+        <w:spacing w:after="60" w:before="60"/>
+      </w:pPr>
+      <w:r>
+        <w:rPr>
+          <w:rFonts w:ascii="Microsoft YaHei" w:cs="Microsoft YaHei" w:eastAsia="Microsoft YaHei" w:hAnsi="Microsoft YaHei"/>
+        </w:rPr>
+        <w:t xml:space="preserve">不是公开目录。所以那次访问很可能是你自己在后台里点了一下公司资料上的网站链接。</w:t>
+      </w:r>
+    </w:p>
+    <w:p>
+      <w:pPr>
+        <w:spacing w:after="60" w:before="60"/>
+      </w:pPr>
+      <w:r>
+        <w:rPr>
+          <w:rFonts w:ascii="Microsoft YaHei" w:cs="Microsoft YaHei" w:eastAsia="Microsoft YaHei" w:hAnsi="Microsoft YaHei"/>
+          <w:b/>
+          <w:bCs/>
+        </w:rPr>
+        <w:t xml:space="preserve">但它提醒了一件值得做的事。</w:t>
+      </w:r>
+    </w:p>
+    <w:p>
+      <w:pPr>
+        <w:spacing w:after="60" w:before="60"/>
+      </w:pPr>
+      <w:r>
+        <w:rPr>
+          <w:rFonts w:ascii="Microsoft YaHei" w:cs="Microsoft YaHei" w:eastAsia="Microsoft YaHei" w:hAnsi="Microsoft YaHei"/>
+        </w:rPr>
+        <w:t xml:space="preserve">Bing 报告里唯一我们没修的一条是「</w:t>
+      </w:r>
+      <w:r>
+        <w:rPr>
+          <w:rFonts w:ascii="Microsoft YaHei" w:cs="Microsoft YaHei" w:eastAsia="Microsoft YaHei" w:hAnsi="Microsoft YaHei"/>
+          <w:b/>
+          <w:bCs/>
+        </w:rPr>
+        <w:t xml:space="preserve">来自高质量域的入站链接不足</w:t>
+      </w:r>
+      <w:r>
+        <w:rPr>
+          <w:rFonts w:ascii="Microsoft YaHei" w:cs="Microsoft YaHei" w:eastAsia="Microsoft YaHei" w:hAnsi="Microsoft YaHei"/>
+        </w:rPr>
+        <w:t xml:space="preserve">」——</w:t>
+      </w:r>
+    </w:p>
+    <w:p>
+      <w:pPr>
+        <w:spacing w:after="60" w:before="60"/>
+      </w:pPr>
+      <w:r>
+        <w:rPr>
+          <w:rFonts w:ascii="Microsoft YaHei" w:cs="Microsoft YaHei" w:eastAsia="Microsoft YaHei" w:hAnsi="Microsoft YaHei"/>
+        </w:rPr>
+        <w:t xml:space="preserve">那是网站本身改不了的，只能靠别的站链过来。而 BAU 是世界建筑材料第一展，</w:t>
+      </w:r>
+    </w:p>
+    <w:p>
+      <w:pPr>
+        <w:spacing w:after="60" w:before="60"/>
+      </w:pPr>
+      <w:r>
+        <w:rPr>
+          <w:rFonts w:ascii="Consolas" w:cs="Consolas" w:eastAsia="Consolas" w:hAnsi="Consolas"/>
+          <w:shd w:fill="F2F2F2" w:val="clear"/>
+        </w:rPr>
+        <w:t xml:space="preserve">bau-muenchen.com</w:t>
+      </w:r>
+      <w:r>
+        <w:rPr>
+          <w:rFonts w:ascii="Microsoft YaHei" w:cs="Microsoft YaHei" w:eastAsia="Microsoft YaHei" w:hAnsi="Microsoft YaHei"/>
+        </w:rPr>
+        <w:t xml:space="preserve"> 的域名权重很高。</w:t>
+      </w:r>
+    </w:p>
+    <w:p>
+      <w:pPr>
+        <w:pStyle w:val="Heading3"/>
+        <w:spacing w:after="120" w:before="240"/>
+      </w:pPr>
+      <w:r>
+        <w:rPr>
+          <w:rFonts w:ascii="Microsoft YaHei" w:cs="Microsoft YaHei" w:eastAsia="Microsoft YaHei" w:hAnsi="Microsoft YaHei"/>
+        </w:rPr>
+        <w:t xml:space="preserve">你要确认的</w:t>
+      </w:r>
+    </w:p>
+    <w:p>
+      <w:pPr>
+        <w:spacing w:after="60" w:before="60"/>
+      </w:pPr>
+      <w:r>
+        <w:rPr>
+          <w:rFonts w:ascii="Microsoft YaHei" w:cs="Microsoft YaHei" w:eastAsia="Microsoft YaHei" w:hAnsi="Microsoft YaHei"/>
+        </w:rPr>
+        <w:t xml:space="preserve">下次登录 BAU 展商后台时，检查公司资料里的</w:t>
+      </w:r>
+      <w:r>
+        <w:rPr>
+          <w:rFonts w:ascii="Microsoft YaHei" w:cs="Microsoft YaHei" w:eastAsia="Microsoft YaHei" w:hAnsi="Microsoft YaHei"/>
+          <w:b/>
+          <w:bCs/>
+        </w:rPr>
+        <w:t xml:space="preserve">官网字段</w:t>
+      </w:r>
+      <w:r>
+        <w:rPr>
+          <w:rFonts w:ascii="Microsoft YaHei" w:cs="Microsoft YaHei" w:eastAsia="Microsoft YaHei" w:hAnsi="Microsoft YaHei"/>
+        </w:rPr>
+        <w:t xml:space="preserve">：</w:t>
+      </w:r>
+    </w:p>
+    <w:tbl>
+      <w:tblPr>
+        <w:tblW w:type="dxa" w:w="9360"/>
+        <w:tblBorders>
+          <w:top w:val="single" w:color="auto" w:sz="4"/>
+          <w:left w:val="single" w:color="auto" w:sz="4"/>
+          <w:bottom w:val="single" w:color="auto" w:sz="4"/>
+          <w:right w:val="single" w:color="auto" w:sz="4"/>
+          <w:insideH w:val="single" w:color="auto" w:sz="4"/>
+          <w:insideV w:val="single" w:color="auto" w:sz="4"/>
+        </w:tblBorders>
+      </w:tblPr>
+      <w:tblGrid>
+        <w:gridCol w:w="4680"/>
+        <w:gridCol w:w="4680"/>
+      </w:tblGrid>
+      <w:tr>
+        <w:trPr>
+          <w:tblHeader/>
+        </w:trPr>
+        <w:tc>
+          <w:tcPr>
+            <w:tcW w:type="dxa" w:w="4680"/>
+            <w:shd w:fill="EDEDED" w:val="clear"/>
+            <w:tcMar>
+              <w:top w:type="dxa" w:w="60"/>
+              <w:left w:type="dxa" w:w="100"/>
+              <w:bottom w:type="dxa" w:w="60"/>
+              <w:right w:type="dxa" w:w="100"/>
+            </w:tcMar>
+          </w:tcPr>
+          <w:p>
+            <w:pPr>
+              <w:spacing w:after="0" w:before="0"/>
+            </w:pPr>
+            <w:r>
+              <w:rPr>
+                <w:rFonts w:ascii="Microsoft YaHei" w:cs="Microsoft YaHei" w:eastAsia="Microsoft YaHei" w:hAnsi="Microsoft YaHei"/>
+                <w:b/>
+                <w:bCs/>
+              </w:rPr>
+              <w:t xml:space="preserve">应该填</w:t>
+            </w:r>
+          </w:p>
+        </w:tc>
+        <w:tc>
+          <w:tcPr>
+            <w:tcW w:type="dxa" w:w="4680"/>
+            <w:shd w:fill="EDEDED" w:val="clear"/>
+            <w:tcMar>
+              <w:top w:type="dxa" w:w="60"/>
+              <w:left w:type="dxa" w:w="100"/>
+              <w:bottom w:type="dxa" w:w="60"/>
+              <w:right w:type="dxa" w:w="100"/>
+            </w:tcMar>
+          </w:tcPr>
+          <w:p>
+            <w:pPr>
+              <w:spacing w:after="0" w:before="0"/>
+            </w:pPr>
+            <w:r>
+              <w:rPr>
+                <w:rFonts w:ascii="Microsoft YaHei" w:cs="Microsoft YaHei" w:eastAsia="Microsoft YaHei" w:hAnsi="Microsoft YaHei"/>
+                <w:b/>
+                <w:bCs/>
+              </w:rPr>
+              <w:t xml:space="preserve">不该填</w:t>
+            </w:r>
+          </w:p>
+        </w:tc>
+      </w:tr>
+      <w:tr>
+        <w:trPr>
+          <w:tblHeader w:val="false"/>
+        </w:trPr>
+        <w:tc>
+          <w:tcPr>
+            <w:tcW w:type="dxa" w:w="4680"/>
+            <w:tcMar>
+              <w:top w:type="dxa" w:w="60"/>
+              <w:left w:type="dxa" w:w="100"/>
+              <w:bottom w:type="dxa" w:w="60"/>
+              <w:right w:type="dxa" w:w="100"/>
+            </w:tcMar>
+          </w:tcPr>
+          <w:p>
+            <w:pPr>
+              <w:spacing w:after="0" w:before="0"/>
+            </w:pPr>
+            <w:r>
+              <w:rPr>
+                <w:rFonts w:ascii="Consolas" w:cs="Consolas" w:eastAsia="Consolas" w:hAnsi="Consolas"/>
+                <w:shd w:fill="F2F2F2" w:val="clear"/>
+              </w:rPr>
+              <w:t xml:space="preserve">https://cantonlock.com</w:t>
+            </w:r>
+          </w:p>
+        </w:tc>
+        <w:tc>
+          <w:tcPr>
+            <w:tcW w:type="dxa" w:w="4680"/>
+            <w:tcMar>
+              <w:top w:type="dxa" w:w="60"/>
+              <w:left w:type="dxa" w:w="100"/>
+              <w:bottom w:type="dxa" w:w="60"/>
+              <w:right w:type="dxa" w:w="100"/>
+            </w:tcMar>
+          </w:tcPr>
+          <w:p>
+            <w:pPr>
+              <w:spacing w:after="0" w:before="0"/>
+            </w:pPr>
+            <w:r>
+              <w:rPr>
+                <w:rFonts w:ascii="Microsoft YaHei" w:cs="Microsoft YaHei" w:eastAsia="Microsoft YaHei" w:hAnsi="Microsoft YaHei"/>
+              </w:rPr>
+              <w:t xml:space="preserve">旧的 </w:t>
+            </w:r>
+            <w:r>
+              <w:rPr>
+                <w:rFonts w:ascii="Consolas" w:cs="Consolas" w:eastAsia="Consolas" w:hAnsi="Consolas"/>
+                <w:shd w:fill="F2F2F2" w:val="clear"/>
+              </w:rPr>
+              <w:t xml:space="preserve">index.php</w:t>
+            </w:r>
+            <w:r>
+              <w:rPr>
+                <w:rFonts w:ascii="Microsoft YaHei" w:cs="Microsoft YaHei" w:eastAsia="Microsoft YaHei" w:hAnsi="Microsoft YaHei"/>
+              </w:rPr>
+              <w:t xml:space="preserve"> 地址</w:t>
+            </w:r>
+          </w:p>
+        </w:tc>
+      </w:tr>
+      <w:tr>
+        <w:trPr>
+          <w:tblHeader w:val="false"/>
+        </w:trPr>
+        <w:tc>
+          <w:tcPr>
+            <w:tcW w:type="dxa" w:w="4680"/>
+            <w:tcMar>
+              <w:top w:type="dxa" w:w="60"/>
+              <w:left w:type="dxa" w:w="100"/>
+              <w:bottom w:type="dxa" w:w="60"/>
+              <w:right w:type="dxa" w:w="100"/>
+            </w:tcMar>
+          </w:tcPr>
+          <w:p>
+            <w:pPr>
+              <w:spacing w:after="0" w:before="0"/>
+            </w:pPr>
+            <w:r>
+              <w:rPr>
+                <w:rFonts w:ascii="Microsoft YaHei" w:cs="Microsoft YaHei" w:eastAsia="Microsoft YaHei" w:hAnsi="Microsoft YaHei"/>
+              </w:rPr>
+              <w:t xml:space="preserve"/>
+            </w:r>
+          </w:p>
+        </w:tc>
+        <w:tc>
+          <w:tcPr>
+            <w:tcW w:type="dxa" w:w="4680"/>
+            <w:tcMar>
+              <w:top w:type="dxa" w:w="60"/>
+              <w:left w:type="dxa" w:w="100"/>
+              <w:bottom w:type="dxa" w:w="60"/>
+              <w:right w:type="dxa" w:w="100"/>
+            </w:tcMar>
+          </w:tcPr>
+          <w:p>
+            <w:pPr>
+              <w:spacing w:after="0" w:before="0"/>
+            </w:pPr>
+            <w:r>
+              <w:rPr>
+                <w:rFonts w:ascii="Consolas" w:cs="Consolas" w:eastAsia="Consolas" w:hAnsi="Consolas"/>
+                <w:shd w:fill="F2F2F2" w:val="clear"/>
+              </w:rPr>
+              <w:t xml:space="preserve">stahlock.com</w:t>
+            </w:r>
+            <w:r>
+              <w:rPr>
+                <w:rFonts w:ascii="Microsoft YaHei" w:cs="Microsoft YaHei" w:eastAsia="Microsoft YaHei" w:hAnsi="Microsoft YaHei"/>
+              </w:rPr>
+              <w:t xml:space="preserve">（那是另一个店，权重不该给它）</w:t>
+            </w:r>
+          </w:p>
+        </w:tc>
+      </w:tr>
+      <w:tr>
+        <w:trPr>
+          <w:tblHeader w:val="false"/>
+        </w:trPr>
+        <w:tc>
+          <w:tcPr>
+            <w:tcW w:type="dxa" w:w="4680"/>
+            <w:tcMar>
+              <w:top w:type="dxa" w:w="60"/>
+              <w:left w:type="dxa" w:w="100"/>
+              <w:bottom w:type="dxa" w:w="60"/>
+              <w:right w:type="dxa" w:w="100"/>
+            </w:tcMar>
+          </w:tcPr>
+          <w:p>
+            <w:pPr>
+              <w:spacing w:after="0" w:before="0"/>
+            </w:pPr>
+            <w:r>
+              <w:rPr>
+                <w:rFonts w:ascii="Microsoft YaHei" w:cs="Microsoft YaHei" w:eastAsia="Microsoft YaHei" w:hAnsi="Microsoft YaHei"/>
+              </w:rPr>
+              <w:t xml:space="preserve"/>
+            </w:r>
+          </w:p>
+        </w:tc>
+        <w:tc>
+          <w:tcPr>
+            <w:tcW w:type="dxa" w:w="4680"/>
+            <w:tcMar>
+              <w:top w:type="dxa" w:w="60"/>
+              <w:left w:type="dxa" w:w="100"/>
+              <w:bottom w:type="dxa" w:w="60"/>
+              <w:right w:type="dxa" w:w="100"/>
+            </w:tcMar>
+          </w:tcPr>
+          <w:p>
+            <w:pPr>
+              <w:spacing w:after="0" w:before="0"/>
+            </w:pPr>
+            <w:r>
+              <w:rPr>
+                <w:rFonts w:ascii="Microsoft YaHei" w:cs="Microsoft YaHei" w:eastAsia="Microsoft YaHei" w:hAnsi="Microsoft YaHei"/>
+              </w:rPr>
+              <w:t xml:space="preserve">空着</w:t>
+            </w:r>
+          </w:p>
+        </w:tc>
+      </w:tr>
+    </w:tbl>
+    <w:p>
+      <w:pPr>
+        <w:spacing w:after="120"/>
+      </w:pPr>
+    </w:p>
+    <w:p>
+      <w:pPr>
+        <w:spacing w:after="60" w:before="60"/>
+      </w:pPr>
+      <w:r>
+        <w:rPr>
+          <w:rFonts w:ascii="Microsoft YaHei" w:cs="Microsoft YaHei" w:eastAsia="Microsoft YaHei" w:hAnsi="Microsoft YaHei"/>
+        </w:rPr>
+        <w:t xml:space="preserve">然后去公开目录页</w:t>
+      </w:r>
+    </w:p>
+    <w:p>
+      <w:pPr>
+        <w:spacing w:after="60" w:before="60"/>
+      </w:pPr>
+      <w:r>
+        <w:rPr>
+          <w:rFonts w:ascii="Consolas" w:cs="Consolas" w:eastAsia="Consolas" w:hAnsi="Consolas"/>
+          <w:shd w:fill="F2F2F2" w:val="clear"/>
+        </w:rPr>
+        <w:t xml:space="preserve">bau-muenchen.com/en/trade-fair/exhibitor-directory/exhibitors-brands/</w:t>
+      </w:r>
+    </w:p>
+    <w:p>
+      <w:pPr>
+        <w:spacing w:after="60" w:before="60"/>
+      </w:pPr>
+      <w:r>
+        <w:rPr>
+          <w:rFonts w:ascii="Microsoft YaHei" w:cs="Microsoft YaHei" w:eastAsia="Microsoft YaHei" w:hAnsi="Microsoft YaHei"/>
+        </w:rPr>
+        <w:t xml:space="preserve">搜 Canton Hyland，确认列表页上那条链接指向 cantonlock.com。</w:t>
+      </w:r>
+    </w:p>
+    <w:p>
+      <w:pPr>
+        <w:spacing w:after="60" w:before="60"/>
+      </w:pPr>
+      <w:r>
+        <w:rPr>
+          <w:rFonts w:ascii="Microsoft YaHei" w:cs="Microsoft YaHei" w:eastAsia="Microsoft YaHei" w:hAnsi="Microsoft YaHei"/>
+          <w:b/>
+          <w:bCs/>
+        </w:rPr>
+        <w:t xml:space="preserve">这是一条不花钱、不用求人的高质量外链。</w:t>
+      </w:r>
+      <w:r>
+        <w:rPr>
+          <w:rFonts w:ascii="Microsoft YaHei" w:cs="Microsoft YaHei" w:eastAsia="Microsoft YaHei" w:hAnsi="Microsoft YaHei"/>
+        </w:rPr>
+        <w:t xml:space="preserve"> 同一件事在广交会和巴西展的</w:t>
+      </w:r>
+    </w:p>
+    <w:p>
+      <w:pPr>
+        <w:spacing w:after="60" w:before="60"/>
+      </w:pPr>
+      <w:r>
+        <w:rPr>
+          <w:rFonts w:ascii="Microsoft YaHei" w:cs="Microsoft YaHei" w:eastAsia="Microsoft YaHei" w:hAnsi="Microsoft YaHei"/>
+        </w:rPr>
+        <w:t xml:space="preserve">展商系统里也要做一遍 —— 每个展会的官网都是高权重域。</w:t>
       </w:r>
     </w:p>
     <w:p>
